--- a/docs/DPD技術書_第1版.docx
+++ b/docs/DPD技術書_第1版.docx
@@ -2847,6 +2847,63 @@
       </w:r>
     </w:p>
     <w:p>
+      <w:pPr>
+        <w:pStyle w:val="Heading2"/>
+      </w:pPr>
+      <w:r>
+        <w:t>4.5 逐次適応の数式（RLS / LMS）</w:t>
+      </w:r>
+    </w:p>
+    <w:p>
+      <w:r>
+        <w:t>バッチ最小二乗を毎回解く代わりに、新しい観測が来るたびに係数 θ を少しずつ更新するのが逐次適応である。</w:t>
+        <w:br/>
+        <w:t xml:space="preserve">    代表は次の二つ。</w:t>
+      </w:r>
+    </w:p>
+    <w:p>
+      <w:pPr>
+        <w:shd w:val="clear" w:fill="EEF2F2"/>
+      </w:pPr>
+      <w:r>
+        <w:rPr>
+          <w:rFonts w:ascii="Consolas" w:hAnsi="Consolas" w:eastAsia="Consolas"/>
+          <w:sz w:val="19"/>
+        </w:rPr>
+        <w:t>LMS：θ[n+1] = θ[n] + µ · φ[n]* · e[n]　（e[n]=目標−推定, µ=ステップ）</w:t>
+      </w:r>
+    </w:p>
+    <w:p>
+      <w:pPr>
+        <w:shd w:val="clear" w:fill="EEF2F2"/>
+      </w:pPr>
+      <w:r>
+        <w:rPr>
+          <w:rFonts w:ascii="Consolas" w:hAnsi="Consolas" w:eastAsia="Consolas"/>
+          <w:sz w:val="19"/>
+        </w:rPr>
+        <w:t>RLS：k[n]=P[n−1]φ[n] / (λ+φ[n]ᴴP[n−1]φ[n]);　θ[n]=θ[n−1]+k[n]e[n];　P[n]=(P[n−1]−k[n]φ[n]ᴴP[n−1])/λ</w:t>
+      </w:r>
+    </w:p>
+    <w:p>
+      <w:r>
+        <w:t>LMS は演算が軽い（1 タップ当たり数乗算）が収束が遅く、ステップ µ の調整が要る。</w:t>
+        <w:br/>
+        <w:t xml:space="preserve">    RLS は収束が速く忘却係数 λ（0.98〜0.999 程度）で追従性を制御できるが、共分散行列 P の更新に演算量を要する。</w:t>
+        <w:br/>
+        <w:t xml:space="preserve">    実装では、</w:t>
+      </w:r>
+      <w:r>
+        <w:rPr>
+          <w:b/>
+        </w:rPr>
+        <w:t>立ち上げはバッチ最小二乗、運用中の緩やかなドリフト追従は LMS/RLS の背景適応</w:t>
+      </w:r>
+      <w:r>
+        <w:t>、という併用が扱いやすい。</w:t>
+      </w:r>
+    </w:p>
+    <w:p>
       <w:r>
         <w:rPr>
           <w:b/>
@@ -3438,6 +3495,572 @@
       </w:pPr>
       <w:r>
         <w:t>同定枠組みは ILA が標準（Eun&amp;Powers）。</w:t>
+      </w:r>
+    </w:p>
+    <w:p>
+      <w:pPr>
+        <w:pStyle w:val="Heading2"/>
+      </w:pPr>
+      <w:r>
+        <w:t>5.9 モデル比較の早見表</w:t>
+      </w:r>
+    </w:p>
+    <w:p>
+      <w:r>
+        <w:t>本章で扱ったモデルを、表現力・係数数・実装成熟度で一覧にする。設計時の選択指針として用いる。</w:t>
+      </w:r>
+    </w:p>
+    <w:tbl>
+      <w:tblPr>
+        <w:tblStyle w:val="TableGrid"/>
+        <w:tblW w:type="auto" w:w="0"/>
+        <w:jc w:val="center"/>
+        <w:tblLook w:firstColumn="1" w:firstRow="1" w:lastColumn="0" w:lastRow="0" w:noHBand="0" w:noVBand="1" w:val="04A0"/>
+      </w:tblPr>
+      <w:tblGrid>
+        <w:gridCol w:w="1728"/>
+        <w:gridCol w:w="1728"/>
+        <w:gridCol w:w="1728"/>
+        <w:gridCol w:w="1728"/>
+        <w:gridCol w:w="1728"/>
+      </w:tblGrid>
+      <w:tr>
+        <w:tc>
+          <w:tcPr>
+            <w:tcW w:type="dxa" w:w="1728"/>
+          </w:tcPr>
+          <w:p>
+            <w:pPr>
+              <w:shd w:val="clear" w:fill="EEF2F2"/>
+            </w:pPr>
+            <w:r>
+              <w:rPr>
+                <w:rFonts w:ascii="Yu Gothic" w:hAnsi="Yu Gothic" w:eastAsia="Yu Gothic"/>
+                <w:b/>
+                <w:sz w:val="18"/>
+              </w:rPr>
+              <w:t>モデル</w:t>
+            </w:r>
+          </w:p>
+        </w:tc>
+        <w:tc>
+          <w:tcPr>
+            <w:tcW w:type="dxa" w:w="1728"/>
+          </w:tcPr>
+          <w:p>
+            <w:pPr>
+              <w:shd w:val="clear" w:fill="EEF2F2"/>
+            </w:pPr>
+            <w:r>
+              <w:rPr>
+                <w:rFonts w:ascii="Yu Gothic" w:hAnsi="Yu Gothic" w:eastAsia="Yu Gothic"/>
+                <w:b/>
+                <w:sz w:val="18"/>
+              </w:rPr>
+              <w:t>メモリー</w:t>
+            </w:r>
+          </w:p>
+        </w:tc>
+        <w:tc>
+          <w:tcPr>
+            <w:tcW w:type="dxa" w:w="1728"/>
+          </w:tcPr>
+          <w:p>
+            <w:pPr>
+              <w:shd w:val="clear" w:fill="EEF2F2"/>
+            </w:pPr>
+            <w:r>
+              <w:rPr>
+                <w:rFonts w:ascii="Yu Gothic" w:hAnsi="Yu Gothic" w:eastAsia="Yu Gothic"/>
+                <w:b/>
+                <w:sz w:val="18"/>
+              </w:rPr>
+              <w:t>係数数</w:t>
+            </w:r>
+          </w:p>
+        </w:tc>
+        <w:tc>
+          <w:tcPr>
+            <w:tcW w:type="dxa" w:w="1728"/>
+          </w:tcPr>
+          <w:p>
+            <w:pPr>
+              <w:shd w:val="clear" w:fill="EEF2F2"/>
+            </w:pPr>
+            <w:r>
+              <w:rPr>
+                <w:rFonts w:ascii="Yu Gothic" w:hAnsi="Yu Gothic" w:eastAsia="Yu Gothic"/>
+                <w:b/>
+                <w:sz w:val="18"/>
+              </w:rPr>
+              <w:t>表現力</w:t>
+            </w:r>
+          </w:p>
+        </w:tc>
+        <w:tc>
+          <w:tcPr>
+            <w:tcW w:type="dxa" w:w="1728"/>
+          </w:tcPr>
+          <w:p>
+            <w:pPr>
+              <w:shd w:val="clear" w:fill="EEF2F2"/>
+            </w:pPr>
+            <w:r>
+              <w:rPr>
+                <w:rFonts w:ascii="Yu Gothic" w:hAnsi="Yu Gothic" w:eastAsia="Yu Gothic"/>
+                <w:b/>
+                <w:sz w:val="18"/>
+              </w:rPr>
+              <w:t>使いどころ</w:t>
+            </w:r>
+          </w:p>
+        </w:tc>
+      </w:tr>
+      <w:tr>
+        <w:tc>
+          <w:tcPr>
+            <w:tcW w:type="dxa" w:w="1728"/>
+          </w:tcPr>
+          <w:p>
+            <w:r>
+              <w:rPr>
+                <w:rFonts w:ascii="Yu Gothic" w:hAnsi="Yu Gothic" w:eastAsia="Yu Gothic"/>
+                <w:sz w:val="18"/>
+              </w:rPr>
+              <w:t>メモリレス多項式 / LUT</w:t>
+            </w:r>
+          </w:p>
+        </w:tc>
+        <w:tc>
+          <w:tcPr>
+            <w:tcW w:type="dxa" w:w="1728"/>
+          </w:tcPr>
+          <w:p>
+            <w:r>
+              <w:rPr>
+                <w:rFonts w:ascii="Yu Gothic" w:hAnsi="Yu Gothic" w:eastAsia="Yu Gothic"/>
+                <w:sz w:val="18"/>
+              </w:rPr>
+              <w:t>×</w:t>
+            </w:r>
+          </w:p>
+        </w:tc>
+        <w:tc>
+          <w:tcPr>
+            <w:tcW w:type="dxa" w:w="1728"/>
+          </w:tcPr>
+          <w:p>
+            <w:r>
+              <w:rPr>
+                <w:rFonts w:ascii="Yu Gothic" w:hAnsi="Yu Gothic" w:eastAsia="Yu Gothic"/>
+                <w:sz w:val="18"/>
+              </w:rPr>
+              <w:t>最少</w:t>
+            </w:r>
+          </w:p>
+        </w:tc>
+        <w:tc>
+          <w:tcPr>
+            <w:tcW w:type="dxa" w:w="1728"/>
+          </w:tcPr>
+          <w:p>
+            <w:r>
+              <w:rPr>
+                <w:rFonts w:ascii="Yu Gothic" w:hAnsi="Yu Gothic" w:eastAsia="Yu Gothic"/>
+                <w:sz w:val="18"/>
+              </w:rPr>
+              <w:t>低</w:t>
+            </w:r>
+          </w:p>
+        </w:tc>
+        <w:tc>
+          <w:tcPr>
+            <w:tcW w:type="dxa" w:w="1728"/>
+          </w:tcPr>
+          <w:p>
+            <w:r>
+              <w:rPr>
+                <w:rFonts w:ascii="Yu Gothic" w:hAnsi="Yu Gothic" w:eastAsia="Yu Gothic"/>
+                <w:sz w:val="18"/>
+              </w:rPr>
+              <w:t>メモリー無視できる狭帯域・弱非線形</w:t>
+            </w:r>
+          </w:p>
+        </w:tc>
+      </w:tr>
+      <w:tr>
+        <w:tc>
+          <w:tcPr>
+            <w:tcW w:type="dxa" w:w="1728"/>
+          </w:tcPr>
+          <w:p>
+            <w:r>
+              <w:rPr>
+                <w:rFonts w:ascii="Yu Gothic" w:hAnsi="Yu Gothic" w:eastAsia="Yu Gothic"/>
+                <w:sz w:val="18"/>
+              </w:rPr>
+              <w:t>メモリ多項式 (MP)</w:t>
+            </w:r>
+          </w:p>
+        </w:tc>
+        <w:tc>
+          <w:tcPr>
+            <w:tcW w:type="dxa" w:w="1728"/>
+          </w:tcPr>
+          <w:p>
+            <w:r>
+              <w:rPr>
+                <w:rFonts w:ascii="Yu Gothic" w:hAnsi="Yu Gothic" w:eastAsia="Yu Gothic"/>
+                <w:sz w:val="18"/>
+              </w:rPr>
+              <w:t>○（対角）</w:t>
+            </w:r>
+          </w:p>
+        </w:tc>
+        <w:tc>
+          <w:tcPr>
+            <w:tcW w:type="dxa" w:w="1728"/>
+          </w:tcPr>
+          <w:p>
+            <w:r>
+              <w:rPr>
+                <w:rFonts w:ascii="Yu Gothic" w:hAnsi="Yu Gothic" w:eastAsia="Yu Gothic"/>
+                <w:sz w:val="18"/>
+              </w:rPr>
+              <w:t>少〜中</w:t>
+            </w:r>
+          </w:p>
+        </w:tc>
+        <w:tc>
+          <w:tcPr>
+            <w:tcW w:type="dxa" w:w="1728"/>
+          </w:tcPr>
+          <w:p>
+            <w:r>
+              <w:rPr>
+                <w:rFonts w:ascii="Yu Gothic" w:hAnsi="Yu Gothic" w:eastAsia="Yu Gothic"/>
+                <w:sz w:val="18"/>
+              </w:rPr>
+              <w:t>中</w:t>
+            </w:r>
+          </w:p>
+        </w:tc>
+        <w:tc>
+          <w:tcPr>
+            <w:tcW w:type="dxa" w:w="1728"/>
+          </w:tcPr>
+          <w:p>
+            <w:r>
+              <w:rPr>
+                <w:rFonts w:ascii="Yu Gothic" w:hAnsi="Yu Gothic" w:eastAsia="Yu Gothic"/>
+                <w:sz w:val="18"/>
+              </w:rPr>
+              <w:t>実務の第一選択</w:t>
+            </w:r>
+          </w:p>
+        </w:tc>
+      </w:tr>
+      <w:tr>
+        <w:tc>
+          <w:tcPr>
+            <w:tcW w:type="dxa" w:w="1728"/>
+          </w:tcPr>
+          <w:p>
+            <w:r>
+              <w:rPr>
+                <w:rFonts w:ascii="Yu Gothic" w:hAnsi="Yu Gothic" w:eastAsia="Yu Gothic"/>
+                <w:sz w:val="18"/>
+              </w:rPr>
+              <w:t>一般化メモリ多項式 (GMP)</w:t>
+            </w:r>
+          </w:p>
+        </w:tc>
+        <w:tc>
+          <w:tcPr>
+            <w:tcW w:type="dxa" w:w="1728"/>
+          </w:tcPr>
+          <w:p>
+            <w:r>
+              <w:rPr>
+                <w:rFonts w:ascii="Yu Gothic" w:hAnsi="Yu Gothic" w:eastAsia="Yu Gothic"/>
+                <w:sz w:val="18"/>
+              </w:rPr>
+              <w:t>◎（交差項）</w:t>
+            </w:r>
+          </w:p>
+        </w:tc>
+        <w:tc>
+          <w:tcPr>
+            <w:tcW w:type="dxa" w:w="1728"/>
+          </w:tcPr>
+          <w:p>
+            <w:r>
+              <w:rPr>
+                <w:rFonts w:ascii="Yu Gothic" w:hAnsi="Yu Gothic" w:eastAsia="Yu Gothic"/>
+                <w:sz w:val="18"/>
+              </w:rPr>
+              <w:t>中</w:t>
+            </w:r>
+          </w:p>
+        </w:tc>
+        <w:tc>
+          <w:tcPr>
+            <w:tcW w:type="dxa" w:w="1728"/>
+          </w:tcPr>
+          <w:p>
+            <w:r>
+              <w:rPr>
+                <w:rFonts w:ascii="Yu Gothic" w:hAnsi="Yu Gothic" w:eastAsia="Yu Gothic"/>
+                <w:sz w:val="18"/>
+              </w:rPr>
+              <w:t>中〜高</w:t>
+            </w:r>
+          </w:p>
+        </w:tc>
+        <w:tc>
+          <w:tcPr>
+            <w:tcW w:type="dxa" w:w="1728"/>
+          </w:tcPr>
+          <w:p>
+            <w:r>
+              <w:rPr>
+                <w:rFonts w:ascii="Yu Gothic" w:hAnsi="Yu Gothic" w:eastAsia="Yu Gothic"/>
+                <w:sz w:val="18"/>
+              </w:rPr>
+              <w:t>MP 不足時（強メモリー・広帯域）</w:t>
+            </w:r>
+          </w:p>
+        </w:tc>
+      </w:tr>
+      <w:tr>
+        <w:tc>
+          <w:tcPr>
+            <w:tcW w:type="dxa" w:w="1728"/>
+          </w:tcPr>
+          <w:p>
+            <w:r>
+              <w:rPr>
+                <w:rFonts w:ascii="Yu Gothic" w:hAnsi="Yu Gothic" w:eastAsia="Yu Gothic"/>
+                <w:sz w:val="18"/>
+              </w:rPr>
+              <w:t>Volterra（DDR 縮約）</w:t>
+            </w:r>
+          </w:p>
+        </w:tc>
+        <w:tc>
+          <w:tcPr>
+            <w:tcW w:type="dxa" w:w="1728"/>
+          </w:tcPr>
+          <w:p>
+            <w:r>
+              <w:rPr>
+                <w:rFonts w:ascii="Yu Gothic" w:hAnsi="Yu Gothic" w:eastAsia="Yu Gothic"/>
+                <w:sz w:val="18"/>
+              </w:rPr>
+              <w:t>◎</w:t>
+            </w:r>
+          </w:p>
+        </w:tc>
+        <w:tc>
+          <w:tcPr>
+            <w:tcW w:type="dxa" w:w="1728"/>
+          </w:tcPr>
+          <w:p>
+            <w:r>
+              <w:rPr>
+                <w:rFonts w:ascii="Yu Gothic" w:hAnsi="Yu Gothic" w:eastAsia="Yu Gothic"/>
+                <w:sz w:val="18"/>
+              </w:rPr>
+              <w:t>多</w:t>
+            </w:r>
+          </w:p>
+        </w:tc>
+        <w:tc>
+          <w:tcPr>
+            <w:tcW w:type="dxa" w:w="1728"/>
+          </w:tcPr>
+          <w:p>
+            <w:r>
+              <w:rPr>
+                <w:rFonts w:ascii="Yu Gothic" w:hAnsi="Yu Gothic" w:eastAsia="Yu Gothic"/>
+                <w:sz w:val="18"/>
+              </w:rPr>
+              <w:t>高</w:t>
+            </w:r>
+          </w:p>
+        </w:tc>
+        <w:tc>
+          <w:tcPr>
+            <w:tcW w:type="dxa" w:w="1728"/>
+          </w:tcPr>
+          <w:p>
+            <w:r>
+              <w:rPr>
+                <w:rFonts w:ascii="Yu Gothic" w:hAnsi="Yu Gothic" w:eastAsia="Yu Gothic"/>
+                <w:sz w:val="18"/>
+              </w:rPr>
+              <w:t>理論背骨・項の刈り込み指針</w:t>
+            </w:r>
+          </w:p>
+        </w:tc>
+      </w:tr>
+      <w:tr>
+        <w:tc>
+          <w:tcPr>
+            <w:tcW w:type="dxa" w:w="1728"/>
+          </w:tcPr>
+          <w:p>
+            <w:r>
+              <w:rPr>
+                <w:rFonts w:ascii="Yu Gothic" w:hAnsi="Yu Gothic" w:eastAsia="Yu Gothic"/>
+                <w:sz w:val="18"/>
+              </w:rPr>
+              <w:t>Wiener / Hammerstein</w:t>
+            </w:r>
+          </w:p>
+        </w:tc>
+        <w:tc>
+          <w:tcPr>
+            <w:tcW w:type="dxa" w:w="1728"/>
+          </w:tcPr>
+          <w:p>
+            <w:r>
+              <w:rPr>
+                <w:rFonts w:ascii="Yu Gothic" w:hAnsi="Yu Gothic" w:eastAsia="Yu Gothic"/>
+                <w:sz w:val="18"/>
+              </w:rPr>
+              <w:t>○</w:t>
+            </w:r>
+          </w:p>
+        </w:tc>
+        <w:tc>
+          <w:tcPr>
+            <w:tcW w:type="dxa" w:w="1728"/>
+          </w:tcPr>
+          <w:p>
+            <w:r>
+              <w:rPr>
+                <w:rFonts w:ascii="Yu Gothic" w:hAnsi="Yu Gothic" w:eastAsia="Yu Gothic"/>
+                <w:sz w:val="18"/>
+              </w:rPr>
+              <w:t>少</w:t>
+            </w:r>
+          </w:p>
+        </w:tc>
+        <w:tc>
+          <w:tcPr>
+            <w:tcW w:type="dxa" w:w="1728"/>
+          </w:tcPr>
+          <w:p>
+            <w:r>
+              <w:rPr>
+                <w:rFonts w:ascii="Yu Gothic" w:hAnsi="Yu Gothic" w:eastAsia="Yu Gothic"/>
+                <w:sz w:val="18"/>
+              </w:rPr>
+              <w:t>構造依存</w:t>
+            </w:r>
+          </w:p>
+        </w:tc>
+        <w:tc>
+          <w:tcPr>
+            <w:tcW w:type="dxa" w:w="1728"/>
+          </w:tcPr>
+          <w:p>
+            <w:r>
+              <w:rPr>
+                <w:rFonts w:ascii="Yu Gothic" w:hAnsi="Yu Gothic" w:eastAsia="Yu Gothic"/>
+                <w:sz w:val="18"/>
+              </w:rPr>
+              <w:t>物理解釈・簡易モデル</w:t>
+            </w:r>
+          </w:p>
+        </w:tc>
+      </w:tr>
+      <w:tr>
+        <w:tc>
+          <w:tcPr>
+            <w:tcW w:type="dxa" w:w="1728"/>
+          </w:tcPr>
+          <w:p>
+            <w:r>
+              <w:rPr>
+                <w:rFonts w:ascii="Yu Gothic" w:hAnsi="Yu Gothic" w:eastAsia="Yu Gothic"/>
+                <w:sz w:val="18"/>
+              </w:rPr>
+              <w:t>ニューラルネット (NN)</w:t>
+            </w:r>
+          </w:p>
+        </w:tc>
+        <w:tc>
+          <w:tcPr>
+            <w:tcW w:type="dxa" w:w="1728"/>
+          </w:tcPr>
+          <w:p>
+            <w:r>
+              <w:rPr>
+                <w:rFonts w:ascii="Yu Gothic" w:hAnsi="Yu Gothic" w:eastAsia="Yu Gothic"/>
+                <w:sz w:val="18"/>
+              </w:rPr>
+              <w:t>◎</w:t>
+            </w:r>
+          </w:p>
+        </w:tc>
+        <w:tc>
+          <w:tcPr>
+            <w:tcW w:type="dxa" w:w="1728"/>
+          </w:tcPr>
+          <w:p>
+            <w:r>
+              <w:rPr>
+                <w:rFonts w:ascii="Yu Gothic" w:hAnsi="Yu Gothic" w:eastAsia="Yu Gothic"/>
+                <w:sz w:val="18"/>
+              </w:rPr>
+              <w:t>多</w:t>
+            </w:r>
+          </w:p>
+        </w:tc>
+        <w:tc>
+          <w:tcPr>
+            <w:tcW w:type="dxa" w:w="1728"/>
+          </w:tcPr>
+          <w:p>
+            <w:r>
+              <w:rPr>
+                <w:rFonts w:ascii="Yu Gothic" w:hAnsi="Yu Gothic" w:eastAsia="Yu Gothic"/>
+                <w:sz w:val="18"/>
+              </w:rPr>
+              <w:t>最高</w:t>
+            </w:r>
+          </w:p>
+        </w:tc>
+        <w:tc>
+          <w:tcPr>
+            <w:tcW w:type="dxa" w:w="1728"/>
+          </w:tcPr>
+          <w:p>
+            <w:r>
+              <w:rPr>
+                <w:rFonts w:ascii="Yu Gothic" w:hAnsi="Yu Gothic" w:eastAsia="Yu Gothic"/>
+                <w:sz w:val="18"/>
+              </w:rPr>
+              <w:t>強非線形・広帯域・複雑メモリー</w:t>
+            </w:r>
+          </w:p>
+        </w:tc>
+      </w:tr>
+    </w:tbl>
+    <w:p>
+      <w:r>
+        <w:t>原則は</w:t>
+      </w:r>
+      <w:r>
+        <w:rPr>
+          <w:b/>
+        </w:rPr>
+        <w:t>「効く最小のモデル」</w:t>
+      </w:r>
+      <w:r>
+        <w:t>。MP から始め、ACLR/マスク不足の時だけ GMP、さらに攻めるなら NN へ、係数増を検証しながら段階的に上げる。</w:t>
       </w:r>
     </w:p>
     <w:p>
@@ -4281,6 +4904,173 @@
       </w:r>
     </w:p>
     <w:p>
+      <w:pPr>
+        <w:pStyle w:val="Heading2"/>
+      </w:pPr>
+      <w:r>
+        <w:t>7.5 ET と DPD の統合設計</w:t>
+      </w:r>
+    </w:p>
+    <w:p>
+      <w:r>
+        <w:t>ET を使うと、PA の非線形性は</w:t>
+      </w:r>
+      <w:r>
+        <w:rPr>
+          <w:b/>
+        </w:rPr>
+        <w:t>入力振幅と供給電圧の両方に依存</w:t>
+      </w:r>
+      <w:r>
+        <w:t>するようになる。したがって</w:t>
+        <w:br/>
+        <w:t xml:space="preserve">    ET 併用時の DPD は、単なる 1 次元（振幅）ではなく、</w:t>
+      </w:r>
+      <w:r>
+        <w:rPr>
+          <w:b/>
+        </w:rPr>
+        <w:t>振幅×供給電圧の 2 次元特性</w:t>
+      </w:r>
+      <w:r>
+        <w:t>を逆補正する必要がある。</w:t>
+        <w:br/>
+        <w:t xml:space="preserve">    統合設計の要点は次の三つ。</w:t>
+      </w:r>
+    </w:p>
+    <w:p>
+      <w:pPr>
+        <w:pStyle w:val="ListBullet"/>
+      </w:pPr>
+      <w:r>
+        <w:rPr>
+          <w:b/>
+        </w:rPr>
+        <w:t>整形関数（shaping / iso-gain）</w:t>
+      </w:r>
+      <w:r>
+        <w:t>：包絡線 |x| から供給電圧 V</w:t>
+      </w:r>
+      <w:r>
+        <w:rPr>
+          <w:vertAlign w:val="subscript"/>
+        </w:rPr>
+        <w:t>dd</w:t>
+      </w:r>
+      <w:r>
+        <w:t xml:space="preserve"> への写像を、</w:t>
+        <w:br/>
+        <w:t xml:space="preserve">      効率と利得平坦性のバランスで設計する。急峻にすれば効率↑だが線形性が難しくなる。</w:t>
+      </w:r>
+    </w:p>
+    <w:p>
+      <w:pPr>
+        <w:pStyle w:val="ListBullet"/>
+      </w:pPr>
+      <w:r>
+        <w:rPr>
+          <w:b/>
+        </w:rPr>
+        <w:t>2 次元 DPD</w:t>
+      </w:r>
+      <w:r>
+        <w:t>：DPD 係数を供給電圧（または包絡線）でも索引し、動作点ごとの逆特性を与える。</w:t>
+      </w:r>
+    </w:p>
+    <w:p>
+      <w:pPr>
+        <w:pStyle w:val="ListBullet"/>
+      </w:pPr>
+      <w:r>
+        <w:rPr>
+          <w:b/>
+        </w:rPr>
+        <w:t>経路間タイミング整合</w:t>
+      </w:r>
+      <w:r>
+        <w:t>：RF 経路と供給変調経路の遅延をサンプル精度で合わせる。ずれると</w:t>
+        <w:br/>
+        <w:t xml:space="preserve">      かえって歪みが増える。ET-DPD で最も嵌りやすい落とし穴。</w:t>
+      </w:r>
+    </w:p>
+    <w:p>
+      <w:pPr>
+        <w:jc w:val="center"/>
+      </w:pPr>
+      <w:r>
+        <w:drawing>
+          <wp:inline xmlns:a="http://schemas.openxmlformats.org/drawingml/2006/main" xmlns:pic="http://schemas.openxmlformats.org/drawingml/2006/picture">
+            <wp:extent cx="5577840" cy="1930335"/>
+            <wp:docPr id="11" name="Picture 11"/>
+            <wp:cNvGraphicFramePr>
+              <a:graphicFrameLocks noChangeAspect="1"/>
+            </wp:cNvGraphicFramePr>
+            <a:graphic>
+              <a:graphicData uri="http://schemas.openxmlformats.org/drawingml/2006/picture">
+                <pic:pic>
+                  <pic:nvPicPr>
+                    <pic:cNvPr id="0" name="fig_11.png"/>
+                    <pic:cNvPicPr/>
+                  </pic:nvPicPr>
+                  <pic:blipFill>
+                    <a:blip r:embed="rId19"/>
+                    <a:stretch>
+                      <a:fillRect/>
+                    </a:stretch>
+                  </pic:blipFill>
+                  <pic:spPr>
+                    <a:xfrm>
+                      <a:off x="0" y="0"/>
+                      <a:ext cx="5577840" cy="1930335"/>
+                    </a:xfrm>
+                    <a:prstGeom prst="rect"/>
+                  </pic:spPr>
+                </pic:pic>
+              </a:graphicData>
+            </a:graphic>
+          </wp:inline>
+        </w:drawing>
+      </w:r>
+    </w:p>
+    <w:p>
+      <w:r>
+        <w:rPr>
+          <w:b/>
+          <w:i/>
+          <w:color w:val="586867"/>
+          <w:sz w:val="17"/>
+        </w:rPr>
+        <w:t>図 7.2　ET と DPD の統合。</w:t>
+      </w:r>
+      <w:r>
+        <w:rPr>
+          <w:i/>
+          <w:color w:val="586867"/>
+          <w:sz w:val="17"/>
+        </w:rPr>
+        <w:t>RF 経路は供給電圧も加味した 2 次元 DPD を通り、包絡線経路は整形関数→供給変調器で電源を動かす。</w:t>
+        <w:br/>
+        <w:t xml:space="preserve">      </w:t>
+      </w:r>
+      <w:r>
+        <w:rPr>
+          <w:b/>
+          <w:i/>
+          <w:color w:val="586867"/>
+          <w:sz w:val="17"/>
+        </w:rPr>
+        <w:t>両経路のタイミング整合</w:t>
+      </w:r>
+      <w:r>
+        <w:rPr>
+          <w:i/>
+          <w:color w:val="586867"/>
+          <w:sz w:val="17"/>
+        </w:rPr>
+        <w:t>が ET-DPD の成否を分ける。</w:t>
+      </w:r>
+    </w:p>
+    <w:p>
       <w:r>
         <w:rPr>
           <w:b/>
@@ -4565,597 +5355,6 @@
         <w:drawing>
           <wp:inline xmlns:a="http://schemas.openxmlformats.org/drawingml/2006/main" xmlns:pic="http://schemas.openxmlformats.org/drawingml/2006/picture">
             <wp:extent cx="5577840" cy="1930335"/>
-            <wp:docPr id="11" name="Picture 11"/>
-            <wp:cNvGraphicFramePr>
-              <a:graphicFrameLocks noChangeAspect="1"/>
-            </wp:cNvGraphicFramePr>
-            <a:graphic>
-              <a:graphicData uri="http://schemas.openxmlformats.org/drawingml/2006/picture">
-                <pic:pic>
-                  <pic:nvPicPr>
-                    <pic:cNvPr id="0" name="fig_11.png"/>
-                    <pic:cNvPicPr/>
-                  </pic:nvPicPr>
-                  <pic:blipFill>
-                    <a:blip r:embed="rId19"/>
-                    <a:stretch>
-                      <a:fillRect/>
-                    </a:stretch>
-                  </pic:blipFill>
-                  <pic:spPr>
-                    <a:xfrm>
-                      <a:off x="0" y="0"/>
-                      <a:ext cx="5577840" cy="1930335"/>
-                    </a:xfrm>
-                    <a:prstGeom prst="rect"/>
-                  </pic:spPr>
-                </pic:pic>
-              </a:graphicData>
-            </a:graphic>
-          </wp:inline>
-        </w:drawing>
-      </w:r>
-    </w:p>
-    <w:p>
-      <w:r>
-        <w:rPr>
-          <w:b/>
-          <w:i/>
-          <w:color w:val="586867"/>
-          <w:sz w:val="17"/>
-        </w:rPr>
-        <w:t>図 8.1　DPD 実装の三形態。</w:t>
-      </w:r>
-      <w:r>
-        <w:rPr>
-          <w:i/>
-          <w:color w:val="586867"/>
-          <w:sz w:val="17"/>
-        </w:rPr>
-        <w:t>用途で選ぶ。大量生産・標準波形は SoC 内蔵、特機・放送・研究は FPGA/RFSoC ＋自社アルゴリズム、</w:t>
-        <w:br/>
-        <w:t xml:space="preserve">      狭帯域低レートはソフト DPD。いずれも評価は測定器のマスク測定で完結し、I/Q が取れなくても設計は進む。</w:t>
-      </w:r>
-    </w:p>
-    <w:p>
-      <w:pPr>
-        <w:pStyle w:val="Heading2"/>
-      </w:pPr>
-      <w:r>
-        <w:t>8.2 放送・特機の実機 ― 三菱電機特機システム MESW 技報</w:t>
-      </w:r>
-    </w:p>
-    <w:p>
-      <w:r>
-        <w:t>放送・特機分野の実例として、三菱電機特機システムの DPD 増幅器開発（400 MHz 帯・256QAM）が</w:t>
-        <w:br/>
-        <w:t xml:space="preserve">    技報に報告されている。要点は次の通り。</w:t>
-      </w:r>
-    </w:p>
-    <w:p>
-      <w:pPr>
-        <w:pStyle w:val="ListBullet"/>
-      </w:pPr>
-      <w:r>
-        <w:rPr>
-          <w:b/>
-        </w:rPr>
-        <w:t>方式</w:t>
-      </w:r>
-      <w:r>
-        <w:t>：間接学習（ILA）＋最小二乗を Simulink で設計し、FPGA へ実装。</w:t>
-      </w:r>
-    </w:p>
-    <w:p>
-      <w:pPr>
-        <w:pStyle w:val="ListBullet"/>
-      </w:pPr>
-      <w:r>
-        <w:rPr>
-          <w:b/>
-        </w:rPr>
-        <w:t>成果</w:t>
-      </w:r>
-      <w:r>
-        <w:t xml:space="preserve">：ACP（隣接チャネル電力）で </w:t>
-      </w:r>
-      <w:r>
-        <w:rPr>
-          <w:b/>
-        </w:rPr>
-        <w:t>−57.1 dB</w:t>
-      </w:r>
-      <w:r>
-        <w:t xml:space="preserve"> 級を達成。</w:t>
-      </w:r>
-    </w:p>
-    <w:p>
-      <w:pPr>
-        <w:pStyle w:val="ListBullet"/>
-      </w:pPr>
-      <w:r>
-        <w:rPr>
-          <w:b/>
-        </w:rPr>
-        <w:t>決定的な知見</w:t>
-      </w:r>
-      <w:r>
-        <w:t>：AM/AM・AM/PM がほぼ同一の 2 台でも、</w:t>
-      </w:r>
-      <w:r>
-        <w:rPr>
-          <w:b/>
-        </w:rPr>
-        <w:t>バイアス回路を変えただけで</w:t>
-        <w:br/>
-        <w:t xml:space="preserve">      DPD 後 ACP が約 10 dB 変化</w:t>
-      </w:r>
-      <w:r>
-        <w:t>した。静的特性が同じでもメモリー効果で DPD の効きが変わる、</w:t>
-        <w:br/>
-        <w:t xml:space="preserve">      という本書第2章の主張の実測証拠である。</w:t>
-      </w:r>
-    </w:p>
-    <w:p>
-      <w:r>
-        <w:rPr>
-          <w:b/>
-          <w:color w:val="0B5B63"/>
-          <w:sz w:val="17"/>
-        </w:rPr>
-        <w:t>この事例が示すこと</w:t>
-      </w:r>
-    </w:p>
-    <w:p>
-      <w:r>
-        <w:t>製品レベルでも「モデルより先にメモリーを作らない回路」が効く。DPD 開発は</w:t>
-        <w:br/>
-        <w:t xml:space="preserve">      アルゴリズムと回路・実装が不可分であることを、実機データが裏づけている。</w:t>
-      </w:r>
-    </w:p>
-    <w:p>
-      <w:pPr>
-        <w:pStyle w:val="Heading2"/>
-      </w:pPr>
-      <w:r>
-        <w:t>8.3 トランシーバ内蔵 DPD（商用 SoC）</w:t>
-      </w:r>
-    </w:p>
-    <w:p>
-      <w:r>
-        <w:t>基地局向けの広帯域 RF トランシーバには、</w:t>
-      </w:r>
-      <w:r>
-        <w:rPr>
-          <w:b/>
-        </w:rPr>
-        <w:t>DPD と CFR（クレストファクタ低減）を内蔵</w:t>
-      </w:r>
-      <w:r>
-        <w:t>した</w:t>
-        <w:br/>
-        <w:t xml:space="preserve">    製品群がある。代表例として、アナログ・デバイセズ（ADI）の RadioVerse 系トランシーバ</w:t>
-        <w:br/>
-        <w:t xml:space="preserve">    （ADRV9025／ADRV9040 など）は、複数バンド・広帯域の DPD をチップ内デジタル・フロントエンドで</w:t>
-        <w:br/>
-        <w:t xml:space="preserve">    処理する構成を採る。これらは「モデル・観測・適応」を IC 内で完結させ、外部演算を減らす思想である。</w:t>
-        <w:br/>
-        <w:t xml:space="preserve">    </w:t>
-      </w:r>
-      <w:r>
-        <w:rPr>
-          <w:i/>
-        </w:rPr>
-        <w:t>（型番・対応帯域・性能は世代で異なるため、採用時は最新データシートで確認のこと。）</w:t>
-      </w:r>
-    </w:p>
-    <w:p>
-      <w:pPr>
-        <w:pStyle w:val="Heading2"/>
-      </w:pPr>
-      <w:r>
-        <w:t>8.4 FPGA / RFSoC のディジタル・フロントエンド</w:t>
-      </w:r>
-    </w:p>
-    <w:p>
-      <w:r>
-        <w:t xml:space="preserve">研究開発・特機・柔軟な波形には、FPGA や </w:t>
-      </w:r>
-      <w:r>
-        <w:rPr>
-          <w:b/>
-        </w:rPr>
-        <w:t>RFSoC</w:t>
-      </w:r>
-      <w:r>
-        <w:t>（RF データ変換器を内蔵した SoC。</w:t>
-        <w:br/>
-        <w:t xml:space="preserve">    AMD/Xilinx の Zynq UltraScale+ RFSoC など）が用いられる。近年はディジタル・フロントエンド（DFE）に</w:t>
-        <w:br/>
-        <w:t xml:space="preserve">    </w:t>
-      </w:r>
-      <w:r>
-        <w:rPr>
-          <w:b/>
-        </w:rPr>
-        <w:t>DPD をハード化した専用ブロック</w:t>
-      </w:r>
-      <w:r>
-        <w:t>を持つ品種もあり、MP/GMP 相当の処理を高スループットで実行する。</w:t>
-        <w:br/>
-        <w:t xml:space="preserve">    自社アルゴリズム（独自モデル・NN-DPD）を載せる自由度が高い点が特機・放送に向く。</w:t>
-      </w:r>
-    </w:p>
-    <w:p>
-      <w:pPr>
-        <w:pStyle w:val="Heading2"/>
-      </w:pPr>
-      <w:r>
-        <w:t>8.5 測定器 ― DPD 評価と PA モデリング</w:t>
-      </w:r>
-    </w:p>
-    <w:p>
-      <w:r>
-        <w:t>DPD の評価・PA モデル抽出は測定器側にも機能がある。</w:t>
-      </w:r>
-    </w:p>
-    <w:p>
-      <w:pPr>
-        <w:pStyle w:val="ListBullet"/>
-      </w:pPr>
-      <w:r>
-        <w:rPr>
-          <w:b/>
-        </w:rPr>
-        <w:t>ベクトル信号発生器＋シグナルアナライザ</w:t>
-      </w:r>
-      <w:r>
-        <w:t>：変調波を送り、EVM・ACLR・スペクトルマスクを測定。</w:t>
-        <w:br/>
-        <w:t xml:space="preserve">      スペクトルマスクの合否は</w:t>
-      </w:r>
-      <w:r>
-        <w:rPr>
-          <w:b/>
-        </w:rPr>
-        <w:t>スペアナのパワー測定だけで判定でき、I/Q の取り出しは不要</w:t>
-      </w:r>
-      <w:r>
-        <w:t>。</w:t>
-      </w:r>
-    </w:p>
-    <w:p>
-      <w:pPr>
-        <w:pStyle w:val="ListBullet"/>
-      </w:pPr>
-      <w:r>
-        <w:rPr>
-          <w:b/>
-        </w:rPr>
-        <w:t>増幅器測定オプション</w:t>
-      </w:r>
-      <w:r>
-        <w:t>：市販アナライザには、AM/AM・AM/PM 抽出、メモリ多項式モデル同定、</w:t>
-        <w:br/>
-        <w:t xml:space="preserve">      DPD 係数計算までを備えたオプション（例：R&amp;S FSW-K18 増幅器測定など）がある。</w:t>
-      </w:r>
-    </w:p>
-    <w:p>
-      <w:pPr>
-        <w:pStyle w:val="ListBullet"/>
-      </w:pPr>
-      <w:r>
-        <w:rPr>
-          <w:b/>
-        </w:rPr>
-        <w:t>用途</w:t>
-      </w:r>
-      <w:r>
-        <w:t>：静的特性（AM/AM・AM/PM）の実測 → 代表モデルの差し替え → DPD 前後の比較。</w:t>
-      </w:r>
-    </w:p>
-    <w:p>
-      <w:pPr>
-        <w:pStyle w:val="Heading2"/>
-      </w:pPr>
-      <w:r>
-        <w:t>8.6 設計・モデリングツール</w:t>
-      </w:r>
-    </w:p>
-    <w:p>
-      <w:pPr>
-        <w:pStyle w:val="ListBullet"/>
-      </w:pPr>
-      <w:r>
-        <w:rPr>
-          <w:b/>
-        </w:rPr>
-        <w:t>MATLAB/Simulink（Communications Toolbox, RF Blockset）</w:t>
-      </w:r>
-      <w:r>
-        <w:t>：メモリ多項式 DPD ブロック、</w:t>
-        <w:br/>
-        <w:t xml:space="preserve">      ILA、HDL Coder による FPGA 化まで一貫。</w:t>
-      </w:r>
-    </w:p>
-    <w:p>
-      <w:pPr>
-        <w:pStyle w:val="ListBullet"/>
-      </w:pPr>
-      <w:r>
-        <w:rPr>
-          <w:b/>
-        </w:rPr>
-        <w:t>Julia / Python</w:t>
-      </w:r>
-      <w:r>
-        <w:t xml:space="preserve">：モデル同定（最小二乗 </w:t>
-      </w:r>
-      <w:r>
-        <w:rPr>
-          <w:rFonts w:ascii="Consolas" w:hAnsi="Consolas" w:eastAsia="Consolas"/>
-        </w:rPr>
-        <w:t>θ=Φ\y</w:t>
-      </w:r>
-      <w:r>
-        <w:t>）、NN-DPD のプロトタイピング。</w:t>
-      </w:r>
-    </w:p>
-    <w:p>
-      <w:pPr>
-        <w:pStyle w:val="ListBullet"/>
-      </w:pPr>
-      <w:r>
-        <w:rPr>
-          <w:b/>
-        </w:rPr>
-        <w:t>回路シミュレータ（Harmonic Balance / X-parameters）</w:t>
-      </w:r>
-      <w:r>
-        <w:t>：デバイス非線形の物理検証。</w:t>
-      </w:r>
-    </w:p>
-    <w:p>
-      <w:r>
-        <w:rPr>
-          <w:b/>
-          <w:color w:val="0B5B63"/>
-          <w:sz w:val="17"/>
-        </w:rPr>
-        <w:t>第8章 実務への含意</w:t>
-      </w:r>
-    </w:p>
-    <w:p>
-      <w:r>
-        <w:t>「どこで DPD を回すか」は用途で決まる。大量生産・標準波形は</w:t>
-      </w:r>
-      <w:r>
-        <w:rPr>
-          <w:b/>
-        </w:rPr>
-        <w:t>トランシーバ内蔵</w:t>
-      </w:r>
-      <w:r>
-        <w:t>、</w:t>
-        <w:br/>
-        <w:t xml:space="preserve">      特機・放送・研究は</w:t>
-      </w:r>
-      <w:r>
-        <w:rPr>
-          <w:b/>
-        </w:rPr>
-        <w:t>FPGA/RFSoC ＋ 自社アルゴリズム</w:t>
-      </w:r>
-      <w:r>
-        <w:t>、狭帯域低レートは</w:t>
-      </w:r>
-      <w:r>
-        <w:rPr>
-          <w:b/>
-        </w:rPr>
-        <w:t>ソフト DPD</w:t>
-      </w:r>
-      <w:r>
-        <w:t>。</w:t>
-        <w:br/>
-        <w:t xml:space="preserve">      いずれも評価は測定器のマスク測定で完結でき、I/Q が取れなくても設計・検証は進められる。</w:t>
-      </w:r>
-    </w:p>
-    <w:p>
-      <w:r>
-        <w:t>第 9 章</w:t>
-      </w:r>
-    </w:p>
-    <w:p>
-      <w:r>
-        <w:br w:type="page"/>
-      </w:r>
-    </w:p>
-    <w:p>
-      <w:pPr>
-        <w:pStyle w:val="Heading1"/>
-      </w:pPr>
-      <w:r>
-        <w:t>実装の実務</w:t>
-      </w:r>
-    </w:p>
-    <w:p>
-      <w:r>
-        <w:t>理論と製品の知見を、実装に落とすための実務指針をまとめる。</w:t>
-      </w:r>
-    </w:p>
-    <w:p>
-      <w:pPr>
-        <w:pStyle w:val="Heading2"/>
-      </w:pPr>
-      <w:r>
-        <w:t>9.1 モデル次数・メモリー深さの選定</w:t>
-      </w:r>
-    </w:p>
-    <w:p>
-      <w:r>
-        <w:t>次数 K・深さ M は大きいほど表現力が上がるが、係数・演算・過学習・数値条件が悪化する。</w:t>
-        <w:br/>
-        <w:t xml:space="preserve">    実務の手順は、(1) メモリレスから始め、(2) 深さを 1 ずつ増やし NMSE の飽和点を探し、</w:t>
-        <w:br/>
-        <w:t xml:space="preserve">    (3) 次数も同様に増やし、(4) ACLR/マスクを満たす最小の (K,M) を採る。</w:t>
-        <w:br/>
-        <w:t xml:space="preserve">    多くの PA で </w:t>
-      </w:r>
-      <w:r>
-        <w:rPr>
-          <w:b/>
-        </w:rPr>
-        <w:t>K=5〜7、M=3〜5</w:t>
-      </w:r>
-      <w:r>
-        <w:t xml:space="preserve"> が実用的な出発点である。</w:t>
-      </w:r>
-    </w:p>
-    <w:p>
-      <w:pPr>
-        <w:pStyle w:val="Heading2"/>
-      </w:pPr>
-      <w:r>
-        <w:t>9.2 数値条件 ― 正規化と正則化</w:t>
-      </w:r>
-    </w:p>
-    <w:p>
-      <w:r>
-        <w:t>入力の RMS を 1 に正規化し、基底行列の条件数を監視する。条件数が大きい時はリッジ正則化</w:t>
-        <w:br/>
-        <w:t xml:space="preserve">    （λ を ΦᴴΦ のトレースに比例）か直交基底を使う。係数の絶対値が異常に大きい／振動する場合は</w:t>
-        <w:br/>
-        <w:t xml:space="preserve">    過学習・条件数悪化のサインである。</w:t>
-      </w:r>
-    </w:p>
-    <w:p>
-      <w:pPr>
-        <w:pStyle w:val="Heading2"/>
-      </w:pPr>
-      <w:r>
-        <w:t>9.3 量子化と固定小数点</w:t>
-      </w:r>
-    </w:p>
-    <w:p>
-      <w:r>
-        <w:t>FPGA 実装では係数・信号を固定小数点に量子化する。過度な量子化は補正精度を落とす。</w:t>
-        <w:br/>
-        <w:t xml:space="preserve">    係数のダイナミックレンジ、乗算器のビット幅、丸め方式を、目標 ACLR から逆算して決める。</w:t>
-        <w:br/>
-        <w:t xml:space="preserve">    LUT 方式なら分解能と補間、多項式方式なら Horner 展開の語長に注意する。</w:t>
-      </w:r>
-    </w:p>
-    <w:p>
-      <w:pPr>
-        <w:pStyle w:val="Heading2"/>
-      </w:pPr>
-      <w:r>
-        <w:t>9.4 レイテンシと同期</w:t>
-      </w:r>
-    </w:p>
-    <w:p>
-      <w:r>
-        <w:t>DPD は信号経路に遅延を加える。適応ループでは観測との時間整合（分数サンプル）を保つ必要がある。</w:t>
-        <w:br/>
-        <w:t xml:space="preserve">    高速インターフェース（JESD204B 等）では確定的レイテンシの管理が重要になる。</w:t>
-      </w:r>
-    </w:p>
-    <w:p>
-      <w:pPr>
-        <w:pStyle w:val="Heading2"/>
-      </w:pPr>
-      <w:r>
-        <w:t>9.5 検証フロー</w:t>
-      </w:r>
-    </w:p>
-    <w:p>
-      <w:pPr>
-        <w:pStyle w:val="ListNumber"/>
-      </w:pPr>
-      <w:r>
-        <w:rPr>
-          <w:b/>
-        </w:rPr>
-        <w:t>静特性取得</w:t>
-      </w:r>
-      <w:r>
-        <w:t>：実機 PA の AM/AM・AM/PM を測定し、代表モデルを差し替える。</w:t>
-      </w:r>
-    </w:p>
-    <w:p>
-      <w:pPr>
-        <w:pStyle w:val="ListNumber"/>
-      </w:pPr>
-      <w:r>
-        <w:rPr>
-          <w:b/>
-        </w:rPr>
-        <w:t>DPD OFF で基準測定</w:t>
-      </w:r>
-      <w:r>
-        <w:t>：EVM・ACLR・スペクトルマスクの余裕を確認（</w:t>
-      </w:r>
-      <w:r>
-        <w:rPr>
-          <w:b/>
-        </w:rPr>
-        <w:t>I/Q 不要、スペアナで可</w:t>
-      </w:r>
-      <w:r>
-        <w:t>）。</w:t>
-      </w:r>
-    </w:p>
-    <w:p>
-      <w:pPr>
-        <w:pStyle w:val="ListNumber"/>
-      </w:pPr>
-      <w:r>
-        <w:rPr>
-          <w:b/>
-        </w:rPr>
-        <w:t>モデル同定</w:t>
-      </w:r>
-      <w:r>
-        <w:t>：MP（K,M）を ILA＋最小二乗で同定、条件数・係数を点検。</w:t>
-      </w:r>
-    </w:p>
-    <w:p>
-      <w:pPr>
-        <w:pStyle w:val="ListNumber"/>
-      </w:pPr>
-      <w:r>
-        <w:rPr>
-          <w:b/>
-        </w:rPr>
-        <w:t>DPD ON で再測</w:t>
-      </w:r>
-      <w:r>
-        <w:t>：改善量（ACLR/マスク／EVM／NMSE）を定量化。不足なら GMP、さらに NN。</w:t>
-      </w:r>
-    </w:p>
-    <w:p>
-      <w:pPr>
-        <w:pStyle w:val="ListNumber"/>
-      </w:pPr>
-      <w:r>
-        <w:rPr>
-          <w:b/>
-        </w:rPr>
-        <w:t>環境変動での確認</w:t>
-      </w:r>
-      <w:r>
-        <w:t>：温度・出力・周波数を振り、適応の追従を確認。</w:t>
-      </w:r>
-    </w:p>
-    <w:p>
-      <w:pPr>
-        <w:jc w:val="center"/>
-      </w:pPr>
-      <w:r>
-        <w:drawing>
-          <wp:inline xmlns:a="http://schemas.openxmlformats.org/drawingml/2006/main" xmlns:pic="http://schemas.openxmlformats.org/drawingml/2006/picture">
-            <wp:extent cx="5577840" cy="2190871"/>
             <wp:docPr id="12" name="Picture 12"/>
             <wp:cNvGraphicFramePr>
               <a:graphicFrameLocks noChangeAspect="1"/>
@@ -5176,6 +5375,1248 @@
                   <pic:spPr>
                     <a:xfrm>
                       <a:off x="0" y="0"/>
+                      <a:ext cx="5577840" cy="1930335"/>
+                    </a:xfrm>
+                    <a:prstGeom prst="rect"/>
+                  </pic:spPr>
+                </pic:pic>
+              </a:graphicData>
+            </a:graphic>
+          </wp:inline>
+        </w:drawing>
+      </w:r>
+    </w:p>
+    <w:p>
+      <w:r>
+        <w:rPr>
+          <w:b/>
+          <w:i/>
+          <w:color w:val="586867"/>
+          <w:sz w:val="17"/>
+        </w:rPr>
+        <w:t>図 8.1　DPD 実装の三形態。</w:t>
+      </w:r>
+      <w:r>
+        <w:rPr>
+          <w:i/>
+          <w:color w:val="586867"/>
+          <w:sz w:val="17"/>
+        </w:rPr>
+        <w:t>用途で選ぶ。大量生産・標準波形は SoC 内蔵、特機・放送・研究は FPGA/RFSoC ＋自社アルゴリズム、</w:t>
+        <w:br/>
+        <w:t xml:space="preserve">      狭帯域低レートはソフト DPD。いずれも評価は測定器のマスク測定で完結し、I/Q が取れなくても設計は進む。</w:t>
+      </w:r>
+    </w:p>
+    <w:p>
+      <w:pPr>
+        <w:pStyle w:val="Heading2"/>
+      </w:pPr>
+      <w:r>
+        <w:t>8.2 放送・特機の実機 ― 三菱電機特機システム MESW 技報</w:t>
+      </w:r>
+    </w:p>
+    <w:p>
+      <w:r>
+        <w:t>放送・特機分野の実例として、三菱電機特機システムの DPD 増幅器開発（400 MHz 帯・256QAM）が</w:t>
+        <w:br/>
+        <w:t xml:space="preserve">    技報に報告されている。要点は次の通り。</w:t>
+      </w:r>
+    </w:p>
+    <w:p>
+      <w:pPr>
+        <w:pStyle w:val="ListBullet"/>
+      </w:pPr>
+      <w:r>
+        <w:rPr>
+          <w:b/>
+        </w:rPr>
+        <w:t>方式</w:t>
+      </w:r>
+      <w:r>
+        <w:t>：間接学習（ILA）＋最小二乗を Simulink で設計し、FPGA へ実装。</w:t>
+      </w:r>
+    </w:p>
+    <w:p>
+      <w:pPr>
+        <w:pStyle w:val="ListBullet"/>
+      </w:pPr>
+      <w:r>
+        <w:rPr>
+          <w:b/>
+        </w:rPr>
+        <w:t>成果</w:t>
+      </w:r>
+      <w:r>
+        <w:t xml:space="preserve">：ACP（隣接チャネル電力）で </w:t>
+      </w:r>
+      <w:r>
+        <w:rPr>
+          <w:b/>
+        </w:rPr>
+        <w:t>−57.1 dB</w:t>
+      </w:r>
+      <w:r>
+        <w:t xml:space="preserve"> 級を達成。</w:t>
+      </w:r>
+    </w:p>
+    <w:p>
+      <w:pPr>
+        <w:pStyle w:val="ListBullet"/>
+      </w:pPr>
+      <w:r>
+        <w:rPr>
+          <w:b/>
+        </w:rPr>
+        <w:t>決定的な知見</w:t>
+      </w:r>
+      <w:r>
+        <w:t>：AM/AM・AM/PM がほぼ同一の 2 台でも、</w:t>
+      </w:r>
+      <w:r>
+        <w:rPr>
+          <w:b/>
+        </w:rPr>
+        <w:t>バイアス回路を変えただけで</w:t>
+        <w:br/>
+        <w:t xml:space="preserve">      DPD 後 ACP が約 10 dB 変化</w:t>
+      </w:r>
+      <w:r>
+        <w:t>した。静的特性が同じでもメモリー効果で DPD の効きが変わる、</w:t>
+        <w:br/>
+        <w:t xml:space="preserve">      という本書第2章の主張の実測証拠である。</w:t>
+      </w:r>
+    </w:p>
+    <w:p>
+      <w:r>
+        <w:rPr>
+          <w:b/>
+          <w:color w:val="0B5B63"/>
+          <w:sz w:val="17"/>
+        </w:rPr>
+        <w:t>この事例が示すこと</w:t>
+      </w:r>
+    </w:p>
+    <w:p>
+      <w:r>
+        <w:t>製品レベルでも「モデルより先にメモリーを作らない回路」が効く。DPD 開発は</w:t>
+        <w:br/>
+        <w:t xml:space="preserve">      アルゴリズムと回路・実装が不可分であることを、実機データが裏づけている。</w:t>
+      </w:r>
+    </w:p>
+    <w:p>
+      <w:pPr>
+        <w:pStyle w:val="Heading2"/>
+      </w:pPr>
+      <w:r>
+        <w:t>8.3 トランシーバ内蔵 DPD（商用 SoC）</w:t>
+      </w:r>
+    </w:p>
+    <w:p>
+      <w:r>
+        <w:t>基地局向けの広帯域 RF トランシーバには、</w:t>
+      </w:r>
+      <w:r>
+        <w:rPr>
+          <w:b/>
+        </w:rPr>
+        <w:t>DPD と CFR（クレストファクタ低減）を内蔵</w:t>
+      </w:r>
+      <w:r>
+        <w:t>した</w:t>
+        <w:br/>
+        <w:t xml:space="preserve">    製品群がある。代表例として、アナログ・デバイセズ（ADI）の RadioVerse 系トランシーバ</w:t>
+        <w:br/>
+        <w:t xml:space="preserve">    （ADRV9025／ADRV9040 など）は、複数バンド・広帯域の DPD をチップ内デジタル・フロントエンドで</w:t>
+        <w:br/>
+        <w:t xml:space="preserve">    処理する構成を採る。これらは「モデル・観測・適応」を IC 内で完結させ、外部演算を減らす思想である。</w:t>
+        <w:br/>
+        <w:t xml:space="preserve">    </w:t>
+      </w:r>
+      <w:r>
+        <w:rPr>
+          <w:i/>
+        </w:rPr>
+        <w:t>（型番・対応帯域・性能は世代で異なるため、採用時は最新データシートで確認のこと。）</w:t>
+      </w:r>
+    </w:p>
+    <w:p>
+      <w:pPr>
+        <w:pStyle w:val="Heading2"/>
+      </w:pPr>
+      <w:r>
+        <w:t>8.4 FPGA / RFSoC のディジタル・フロントエンド</w:t>
+      </w:r>
+    </w:p>
+    <w:p>
+      <w:r>
+        <w:t xml:space="preserve">研究開発・特機・柔軟な波形には、FPGA や </w:t>
+      </w:r>
+      <w:r>
+        <w:rPr>
+          <w:b/>
+        </w:rPr>
+        <w:t>RFSoC</w:t>
+      </w:r>
+      <w:r>
+        <w:t>（RF データ変換器を内蔵した SoC。</w:t>
+        <w:br/>
+        <w:t xml:space="preserve">    AMD/Xilinx の Zynq UltraScale+ RFSoC など）が用いられる。近年はディジタル・フロントエンド（DFE）に</w:t>
+        <w:br/>
+        <w:t xml:space="preserve">    </w:t>
+      </w:r>
+      <w:r>
+        <w:rPr>
+          <w:b/>
+        </w:rPr>
+        <w:t>DPD をハード化した専用ブロック</w:t>
+      </w:r>
+      <w:r>
+        <w:t>を持つ品種もあり、MP/GMP 相当の処理を高スループットで実行する。</w:t>
+        <w:br/>
+        <w:t xml:space="preserve">    自社アルゴリズム（独自モデル・NN-DPD）を載せる自由度が高い点が特機・放送に向く。</w:t>
+      </w:r>
+    </w:p>
+    <w:p>
+      <w:pPr>
+        <w:pStyle w:val="Heading2"/>
+      </w:pPr>
+      <w:r>
+        <w:t>8.5 測定器 ― DPD 評価と PA モデリング</w:t>
+      </w:r>
+    </w:p>
+    <w:p>
+      <w:r>
+        <w:t>DPD の評価・PA モデル抽出は測定器側にも機能がある。</w:t>
+      </w:r>
+    </w:p>
+    <w:p>
+      <w:pPr>
+        <w:pStyle w:val="ListBullet"/>
+      </w:pPr>
+      <w:r>
+        <w:rPr>
+          <w:b/>
+        </w:rPr>
+        <w:t>ベクトル信号発生器＋シグナルアナライザ</w:t>
+      </w:r>
+      <w:r>
+        <w:t>：変調波を送り、EVM・ACLR・スペクトルマスクを測定。</w:t>
+        <w:br/>
+        <w:t xml:space="preserve">      スペクトルマスクの合否は</w:t>
+      </w:r>
+      <w:r>
+        <w:rPr>
+          <w:b/>
+        </w:rPr>
+        <w:t>スペアナのパワー測定だけで判定でき、I/Q の取り出しは不要</w:t>
+      </w:r>
+      <w:r>
+        <w:t>。</w:t>
+      </w:r>
+    </w:p>
+    <w:p>
+      <w:pPr>
+        <w:pStyle w:val="ListBullet"/>
+      </w:pPr>
+      <w:r>
+        <w:rPr>
+          <w:b/>
+        </w:rPr>
+        <w:t>増幅器測定オプション</w:t>
+      </w:r>
+      <w:r>
+        <w:t>：市販アナライザには、AM/AM・AM/PM 抽出、メモリ多項式モデル同定、</w:t>
+        <w:br/>
+        <w:t xml:space="preserve">      DPD 係数計算までを備えたオプション（例：R&amp;S FSW-K18 増幅器測定など）がある。</w:t>
+      </w:r>
+    </w:p>
+    <w:p>
+      <w:pPr>
+        <w:pStyle w:val="ListBullet"/>
+      </w:pPr>
+      <w:r>
+        <w:rPr>
+          <w:b/>
+        </w:rPr>
+        <w:t>用途</w:t>
+      </w:r>
+      <w:r>
+        <w:t>：静的特性（AM/AM・AM/PM）の実測 → 代表モデルの差し替え → DPD 前後の比較。</w:t>
+      </w:r>
+    </w:p>
+    <w:p>
+      <w:pPr>
+        <w:pStyle w:val="Heading2"/>
+      </w:pPr>
+      <w:r>
+        <w:t>8.6 設計・モデリングツール</w:t>
+      </w:r>
+    </w:p>
+    <w:p>
+      <w:pPr>
+        <w:pStyle w:val="ListBullet"/>
+      </w:pPr>
+      <w:r>
+        <w:rPr>
+          <w:b/>
+        </w:rPr>
+        <w:t>MATLAB/Simulink（Communications Toolbox, RF Blockset）</w:t>
+      </w:r>
+      <w:r>
+        <w:t>：メモリ多項式 DPD ブロック、</w:t>
+        <w:br/>
+        <w:t xml:space="preserve">      ILA、HDL Coder による FPGA 化まで一貫。</w:t>
+      </w:r>
+    </w:p>
+    <w:p>
+      <w:pPr>
+        <w:pStyle w:val="ListBullet"/>
+      </w:pPr>
+      <w:r>
+        <w:rPr>
+          <w:b/>
+        </w:rPr>
+        <w:t>Julia / Python</w:t>
+      </w:r>
+      <w:r>
+        <w:t xml:space="preserve">：モデル同定（最小二乗 </w:t>
+      </w:r>
+      <w:r>
+        <w:rPr>
+          <w:rFonts w:ascii="Consolas" w:hAnsi="Consolas" w:eastAsia="Consolas"/>
+        </w:rPr>
+        <w:t>θ=Φ\y</w:t>
+      </w:r>
+      <w:r>
+        <w:t>）、NN-DPD のプロトタイピング。</w:t>
+      </w:r>
+    </w:p>
+    <w:p>
+      <w:pPr>
+        <w:pStyle w:val="ListBullet"/>
+      </w:pPr>
+      <w:r>
+        <w:rPr>
+          <w:b/>
+        </w:rPr>
+        <w:t>回路シミュレータ（Harmonic Balance / X-parameters）</w:t>
+      </w:r>
+      <w:r>
+        <w:t>：デバイス非線形の物理検証。</w:t>
+      </w:r>
+    </w:p>
+    <w:p>
+      <w:pPr>
+        <w:pStyle w:val="Heading2"/>
+      </w:pPr>
+      <w:r>
+        <w:t>8.7 CFR（クレストファクタ低減）と DPD の協調</w:t>
+      </w:r>
+    </w:p>
+    <w:p>
+      <w:r>
+        <w:t>商用の送信機・トランシーバでは、DPD の</w:t>
+      </w:r>
+      <w:r>
+        <w:rPr>
+          <w:b/>
+        </w:rPr>
+        <w:t>手前に CFR（Crest Factor Reduction＝PAPR 低減）</w:t>
+      </w:r>
+      <w:r>
+        <w:t>を置くのが定石である。</w:t>
+        <w:br/>
+        <w:t xml:space="preserve">    PAPR が高いほど深いバックオフが要り効率が落ちるため、CFR で尖頭をあらかじめ削ってから DPD で線形化する。両者は役割が違う。</w:t>
+      </w:r>
+    </w:p>
+    <w:tbl>
+      <w:tblPr>
+        <w:tblStyle w:val="TableGrid"/>
+        <w:tblW w:type="auto" w:w="0"/>
+        <w:jc w:val="center"/>
+        <w:tblLook w:firstColumn="1" w:firstRow="1" w:lastColumn="0" w:lastRow="0" w:noHBand="0" w:noVBand="1" w:val="04A0"/>
+      </w:tblPr>
+      <w:tblGrid>
+        <w:gridCol w:w="2880"/>
+        <w:gridCol w:w="2880"/>
+        <w:gridCol w:w="2880"/>
+      </w:tblGrid>
+      <w:tr>
+        <w:tc>
+          <w:tcPr>
+            <w:tcW w:type="dxa" w:w="2880"/>
+          </w:tcPr>
+          <w:p>
+            <w:pPr>
+              <w:shd w:val="clear" w:fill="EEF2F2"/>
+            </w:pPr>
+            <w:r>
+              <w:rPr>
+                <w:rFonts w:ascii="Yu Gothic" w:hAnsi="Yu Gothic" w:eastAsia="Yu Gothic"/>
+                <w:b/>
+                <w:sz w:val="18"/>
+              </w:rPr>
+            </w:r>
+          </w:p>
+        </w:tc>
+        <w:tc>
+          <w:tcPr>
+            <w:tcW w:type="dxa" w:w="2880"/>
+          </w:tcPr>
+          <w:p>
+            <w:pPr>
+              <w:shd w:val="clear" w:fill="EEF2F2"/>
+            </w:pPr>
+            <w:r>
+              <w:rPr>
+                <w:rFonts w:ascii="Yu Gothic" w:hAnsi="Yu Gothic" w:eastAsia="Yu Gothic"/>
+                <w:b/>
+                <w:sz w:val="18"/>
+              </w:rPr>
+              <w:t>CFR</w:t>
+            </w:r>
+          </w:p>
+        </w:tc>
+        <w:tc>
+          <w:tcPr>
+            <w:tcW w:type="dxa" w:w="2880"/>
+          </w:tcPr>
+          <w:p>
+            <w:pPr>
+              <w:shd w:val="clear" w:fill="EEF2F2"/>
+            </w:pPr>
+            <w:r>
+              <w:rPr>
+                <w:rFonts w:ascii="Yu Gothic" w:hAnsi="Yu Gothic" w:eastAsia="Yu Gothic"/>
+                <w:b/>
+                <w:sz w:val="18"/>
+              </w:rPr>
+              <w:t>DPD</w:t>
+            </w:r>
+          </w:p>
+        </w:tc>
+      </w:tr>
+      <w:tr>
+        <w:tc>
+          <w:tcPr>
+            <w:tcW w:type="dxa" w:w="2880"/>
+          </w:tcPr>
+          <w:p>
+            <w:r>
+              <w:rPr>
+                <w:rFonts w:ascii="Yu Gothic" w:hAnsi="Yu Gothic" w:eastAsia="Yu Gothic"/>
+                <w:sz w:val="18"/>
+              </w:rPr>
+              <w:t>目的</w:t>
+            </w:r>
+          </w:p>
+        </w:tc>
+        <w:tc>
+          <w:tcPr>
+            <w:tcW w:type="dxa" w:w="2880"/>
+          </w:tcPr>
+          <w:p>
+            <w:r>
+              <w:rPr>
+                <w:rFonts w:ascii="Yu Gothic" w:hAnsi="Yu Gothic" w:eastAsia="Yu Gothic"/>
+                <w:sz w:val="18"/>
+              </w:rPr>
+              <w:t>PAPR（尖頭）を下げる</w:t>
+            </w:r>
+          </w:p>
+        </w:tc>
+        <w:tc>
+          <w:tcPr>
+            <w:tcW w:type="dxa" w:w="2880"/>
+          </w:tcPr>
+          <w:p>
+            <w:r>
+              <w:rPr>
+                <w:rFonts w:ascii="Yu Gothic" w:hAnsi="Yu Gothic" w:eastAsia="Yu Gothic"/>
+                <w:sz w:val="18"/>
+              </w:rPr>
+              <w:t>非線形歪みを打ち消す</w:t>
+            </w:r>
+          </w:p>
+        </w:tc>
+      </w:tr>
+      <w:tr>
+        <w:tc>
+          <w:tcPr>
+            <w:tcW w:type="dxa" w:w="2880"/>
+          </w:tcPr>
+          <w:p>
+            <w:r>
+              <w:rPr>
+                <w:rFonts w:ascii="Yu Gothic" w:hAnsi="Yu Gothic" w:eastAsia="Yu Gothic"/>
+                <w:sz w:val="18"/>
+              </w:rPr>
+              <w:t>作用</w:t>
+            </w:r>
+          </w:p>
+        </w:tc>
+        <w:tc>
+          <w:tcPr>
+            <w:tcW w:type="dxa" w:w="2880"/>
+          </w:tcPr>
+          <w:p>
+            <w:r>
+              <w:rPr>
+                <w:rFonts w:ascii="Yu Gothic" w:hAnsi="Yu Gothic" w:eastAsia="Yu Gothic"/>
+                <w:sz w:val="18"/>
+              </w:rPr>
+              <w:t>信号そのものを整形（尖頭を削る）</w:t>
+            </w:r>
+          </w:p>
+        </w:tc>
+        <w:tc>
+          <w:tcPr>
+            <w:tcW w:type="dxa" w:w="2880"/>
+          </w:tcPr>
+          <w:p>
+            <w:r>
+              <w:rPr>
+                <w:rFonts w:ascii="Yu Gothic" w:hAnsi="Yu Gothic" w:eastAsia="Yu Gothic"/>
+                <w:sz w:val="18"/>
+              </w:rPr>
+              <w:t>PA の逆特性を前置</w:t>
+            </w:r>
+          </w:p>
+        </w:tc>
+      </w:tr>
+      <w:tr>
+        <w:tc>
+          <w:tcPr>
+            <w:tcW w:type="dxa" w:w="2880"/>
+          </w:tcPr>
+          <w:p>
+            <w:r>
+              <w:rPr>
+                <w:rFonts w:ascii="Yu Gothic" w:hAnsi="Yu Gothic" w:eastAsia="Yu Gothic"/>
+                <w:sz w:val="18"/>
+              </w:rPr>
+              <w:t>代償</w:t>
+            </w:r>
+          </w:p>
+        </w:tc>
+        <w:tc>
+          <w:tcPr>
+            <w:tcW w:type="dxa" w:w="2880"/>
+          </w:tcPr>
+          <w:p>
+            <w:r>
+              <w:rPr>
+                <w:rFonts w:ascii="Yu Gothic" w:hAnsi="Yu Gothic" w:eastAsia="Yu Gothic"/>
+                <w:sz w:val="18"/>
+              </w:rPr>
+              <w:t>EVM がわずかに増える</w:t>
+            </w:r>
+          </w:p>
+        </w:tc>
+        <w:tc>
+          <w:tcPr>
+            <w:tcW w:type="dxa" w:w="2880"/>
+          </w:tcPr>
+          <w:p>
+            <w:r>
+              <w:rPr>
+                <w:rFonts w:ascii="Yu Gothic" w:hAnsi="Yu Gothic" w:eastAsia="Yu Gothic"/>
+                <w:sz w:val="18"/>
+              </w:rPr>
+              <w:t>演算量・観測系が要る</w:t>
+            </w:r>
+          </w:p>
+        </w:tc>
+      </w:tr>
+    </w:tbl>
+    <w:p>
+      <w:r>
+        <w:t xml:space="preserve">代表的な CFR 手法は、(i) </w:t>
+      </w:r>
+      <w:r>
+        <w:rPr>
+          <w:b/>
+        </w:rPr>
+        <w:t>クリッピング＋フィルタリング</w:t>
+      </w:r>
+      <w:r>
+        <w:t>（尖頭を制限し帯域外を除去。反復して EVM とのバランスを取る）、</w:t>
+        <w:br/>
+        <w:t xml:space="preserve">    (ii) </w:t>
+      </w:r>
+      <w:r>
+        <w:rPr>
+          <w:b/>
+        </w:rPr>
+        <w:t>ピーク・ウィンドウイング</w:t>
+      </w:r>
+      <w:r>
+        <w:t>（尖頭に窓関数を掛けて滑らかに抑圧）、</w:t>
+        <w:br/>
+        <w:t xml:space="preserve">    (iii) </w:t>
+      </w:r>
+      <w:r>
+        <w:rPr>
+          <w:b/>
+        </w:rPr>
+        <w:t>トーン・リザベーション</w:t>
+      </w:r>
+      <w:r>
+        <w:t>（未使用サブキャリアに逆位相ピークを載せる。OFDM 系）である。</w:t>
+      </w:r>
+    </w:p>
+    <w:p>
+      <w:pPr>
+        <w:jc w:val="center"/>
+      </w:pPr>
+      <w:r>
+        <w:drawing>
+          <wp:inline xmlns:a="http://schemas.openxmlformats.org/drawingml/2006/main" xmlns:pic="http://schemas.openxmlformats.org/drawingml/2006/picture">
+            <wp:extent cx="5577840" cy="1580980"/>
+            <wp:docPr id="13" name="Picture 13"/>
+            <wp:cNvGraphicFramePr>
+              <a:graphicFrameLocks noChangeAspect="1"/>
+            </wp:cNvGraphicFramePr>
+            <a:graphic>
+              <a:graphicData uri="http://schemas.openxmlformats.org/drawingml/2006/picture">
+                <pic:pic>
+                  <pic:nvPicPr>
+                    <pic:cNvPr id="0" name="fig_13.png"/>
+                    <pic:cNvPicPr/>
+                  </pic:nvPicPr>
+                  <pic:blipFill>
+                    <a:blip r:embed="rId21"/>
+                    <a:stretch>
+                      <a:fillRect/>
+                    </a:stretch>
+                  </pic:blipFill>
+                  <pic:spPr>
+                    <a:xfrm>
+                      <a:off x="0" y="0"/>
+                      <a:ext cx="5577840" cy="1580980"/>
+                    </a:xfrm>
+                    <a:prstGeom prst="rect"/>
+                  </pic:spPr>
+                </pic:pic>
+              </a:graphicData>
+            </a:graphic>
+          </wp:inline>
+        </w:drawing>
+      </w:r>
+    </w:p>
+    <w:p>
+      <w:r>
+        <w:rPr>
+          <w:b/>
+          <w:i/>
+          <w:color w:val="586867"/>
+          <w:sz w:val="17"/>
+        </w:rPr>
+        <w:t>図 8.2　CFR＋DPD の信号処理チェーン。</w:t>
+      </w:r>
+      <w:r>
+        <w:rPr>
+          <w:i/>
+          <w:color w:val="586867"/>
+          <w:sz w:val="17"/>
+        </w:rPr>
+        <w:t>CFR で PAPR（尖頭）を下げ、DPD で非線形を打ち消す。</w:t>
+        <w:br/>
+        <w:t xml:space="preserve">      商用送信機・トランシーバではこの二段が定石で、CFR の EVM 代償と効率改善を天秤にかけて設定する。</w:t>
+      </w:r>
+    </w:p>
+    <w:p>
+      <w:pPr>
+        <w:pStyle w:val="Heading2"/>
+      </w:pPr>
+      <w:r>
+        <w:t>8.8 実装プラットフォームの比較</w:t>
+      </w:r>
+    </w:p>
+    <w:tbl>
+      <w:tblPr>
+        <w:tblStyle w:val="TableGrid"/>
+        <w:tblW w:type="auto" w:w="0"/>
+        <w:jc w:val="center"/>
+        <w:tblLook w:firstColumn="1" w:firstRow="1" w:lastColumn="0" w:lastRow="0" w:noHBand="0" w:noVBand="1" w:val="04A0"/>
+      </w:tblPr>
+      <w:tblGrid>
+        <w:gridCol w:w="1728"/>
+        <w:gridCol w:w="1728"/>
+        <w:gridCol w:w="1728"/>
+        <w:gridCol w:w="1728"/>
+        <w:gridCol w:w="1728"/>
+      </w:tblGrid>
+      <w:tr>
+        <w:tc>
+          <w:tcPr>
+            <w:tcW w:type="dxa" w:w="1728"/>
+          </w:tcPr>
+          <w:p>
+            <w:pPr>
+              <w:shd w:val="clear" w:fill="EEF2F2"/>
+            </w:pPr>
+            <w:r>
+              <w:rPr>
+                <w:rFonts w:ascii="Yu Gothic" w:hAnsi="Yu Gothic" w:eastAsia="Yu Gothic"/>
+                <w:b/>
+                <w:sz w:val="18"/>
+              </w:rPr>
+              <w:t>プラットフォーム</w:t>
+            </w:r>
+          </w:p>
+        </w:tc>
+        <w:tc>
+          <w:tcPr>
+            <w:tcW w:type="dxa" w:w="1728"/>
+          </w:tcPr>
+          <w:p>
+            <w:pPr>
+              <w:shd w:val="clear" w:fill="EEF2F2"/>
+            </w:pPr>
+            <w:r>
+              <w:rPr>
+                <w:rFonts w:ascii="Yu Gothic" w:hAnsi="Yu Gothic" w:eastAsia="Yu Gothic"/>
+                <w:b/>
+                <w:sz w:val="18"/>
+              </w:rPr>
+              <w:t>帯域/スループット</w:t>
+            </w:r>
+          </w:p>
+        </w:tc>
+        <w:tc>
+          <w:tcPr>
+            <w:tcW w:type="dxa" w:w="1728"/>
+          </w:tcPr>
+          <w:p>
+            <w:pPr>
+              <w:shd w:val="clear" w:fill="EEF2F2"/>
+            </w:pPr>
+            <w:r>
+              <w:rPr>
+                <w:rFonts w:ascii="Yu Gothic" w:hAnsi="Yu Gothic" w:eastAsia="Yu Gothic"/>
+                <w:b/>
+                <w:sz w:val="18"/>
+              </w:rPr>
+              <w:t>柔軟性</w:t>
+            </w:r>
+          </w:p>
+        </w:tc>
+        <w:tc>
+          <w:tcPr>
+            <w:tcW w:type="dxa" w:w="1728"/>
+          </w:tcPr>
+          <w:p>
+            <w:pPr>
+              <w:shd w:val="clear" w:fill="EEF2F2"/>
+            </w:pPr>
+            <w:r>
+              <w:rPr>
+                <w:rFonts w:ascii="Yu Gothic" w:hAnsi="Yu Gothic" w:eastAsia="Yu Gothic"/>
+                <w:b/>
+                <w:sz w:val="18"/>
+              </w:rPr>
+              <w:t>レイテンシ</w:t>
+            </w:r>
+          </w:p>
+        </w:tc>
+        <w:tc>
+          <w:tcPr>
+            <w:tcW w:type="dxa" w:w="1728"/>
+          </w:tcPr>
+          <w:p>
+            <w:pPr>
+              <w:shd w:val="clear" w:fill="EEF2F2"/>
+            </w:pPr>
+            <w:r>
+              <w:rPr>
+                <w:rFonts w:ascii="Yu Gothic" w:hAnsi="Yu Gothic" w:eastAsia="Yu Gothic"/>
+                <w:b/>
+                <w:sz w:val="18"/>
+              </w:rPr>
+              <w:t>向く用途</w:t>
+            </w:r>
+          </w:p>
+        </w:tc>
+      </w:tr>
+      <w:tr>
+        <w:tc>
+          <w:tcPr>
+            <w:tcW w:type="dxa" w:w="1728"/>
+          </w:tcPr>
+          <w:p>
+            <w:r>
+              <w:rPr>
+                <w:rFonts w:ascii="Yu Gothic" w:hAnsi="Yu Gothic" w:eastAsia="Yu Gothic"/>
+                <w:sz w:val="18"/>
+              </w:rPr>
+              <w:t>トランシーバ SoC 内蔵</w:t>
+            </w:r>
+          </w:p>
+        </w:tc>
+        <w:tc>
+          <w:tcPr>
+            <w:tcW w:type="dxa" w:w="1728"/>
+          </w:tcPr>
+          <w:p>
+            <w:r>
+              <w:rPr>
+                <w:rFonts w:ascii="Yu Gothic" w:hAnsi="Yu Gothic" w:eastAsia="Yu Gothic"/>
+                <w:sz w:val="18"/>
+              </w:rPr>
+              <w:t>広帯域・高</w:t>
+            </w:r>
+          </w:p>
+        </w:tc>
+        <w:tc>
+          <w:tcPr>
+            <w:tcW w:type="dxa" w:w="1728"/>
+          </w:tcPr>
+          <w:p>
+            <w:r>
+              <w:rPr>
+                <w:rFonts w:ascii="Yu Gothic" w:hAnsi="Yu Gothic" w:eastAsia="Yu Gothic"/>
+                <w:sz w:val="18"/>
+              </w:rPr>
+              <w:t>低（固定波形寄り）</w:t>
+            </w:r>
+          </w:p>
+        </w:tc>
+        <w:tc>
+          <w:tcPr>
+            <w:tcW w:type="dxa" w:w="1728"/>
+          </w:tcPr>
+          <w:p>
+            <w:r>
+              <w:rPr>
+                <w:rFonts w:ascii="Yu Gothic" w:hAnsi="Yu Gothic" w:eastAsia="Yu Gothic"/>
+                <w:sz w:val="18"/>
+              </w:rPr>
+              <w:t>小・確定的</w:t>
+            </w:r>
+          </w:p>
+        </w:tc>
+        <w:tc>
+          <w:tcPr>
+            <w:tcW w:type="dxa" w:w="1728"/>
+          </w:tcPr>
+          <w:p>
+            <w:r>
+              <w:rPr>
+                <w:rFonts w:ascii="Yu Gothic" w:hAnsi="Yu Gothic" w:eastAsia="Yu Gothic"/>
+                <w:sz w:val="18"/>
+              </w:rPr>
+              <w:t>基地局・量産</w:t>
+            </w:r>
+          </w:p>
+        </w:tc>
+      </w:tr>
+      <w:tr>
+        <w:tc>
+          <w:tcPr>
+            <w:tcW w:type="dxa" w:w="1728"/>
+          </w:tcPr>
+          <w:p>
+            <w:r>
+              <w:rPr>
+                <w:rFonts w:ascii="Yu Gothic" w:hAnsi="Yu Gothic" w:eastAsia="Yu Gothic"/>
+                <w:sz w:val="18"/>
+              </w:rPr>
+              <w:t>FPGA / RFSoC（DFE）</w:t>
+            </w:r>
+          </w:p>
+        </w:tc>
+        <w:tc>
+          <w:tcPr>
+            <w:tcW w:type="dxa" w:w="1728"/>
+          </w:tcPr>
+          <w:p>
+            <w:r>
+              <w:rPr>
+                <w:rFonts w:ascii="Yu Gothic" w:hAnsi="Yu Gothic" w:eastAsia="Yu Gothic"/>
+                <w:sz w:val="18"/>
+              </w:rPr>
+              <w:t>広帯域・高</w:t>
+            </w:r>
+          </w:p>
+        </w:tc>
+        <w:tc>
+          <w:tcPr>
+            <w:tcW w:type="dxa" w:w="1728"/>
+          </w:tcPr>
+          <w:p>
+            <w:r>
+              <w:rPr>
+                <w:rFonts w:ascii="Yu Gothic" w:hAnsi="Yu Gothic" w:eastAsia="Yu Gothic"/>
+                <w:sz w:val="18"/>
+              </w:rPr>
+              <w:t>高（自作可）</w:t>
+            </w:r>
+          </w:p>
+        </w:tc>
+        <w:tc>
+          <w:tcPr>
+            <w:tcW w:type="dxa" w:w="1728"/>
+          </w:tcPr>
+          <w:p>
+            <w:r>
+              <w:rPr>
+                <w:rFonts w:ascii="Yu Gothic" w:hAnsi="Yu Gothic" w:eastAsia="Yu Gothic"/>
+                <w:sz w:val="18"/>
+              </w:rPr>
+              <w:t>小〜中</w:t>
+            </w:r>
+          </w:p>
+        </w:tc>
+        <w:tc>
+          <w:tcPr>
+            <w:tcW w:type="dxa" w:w="1728"/>
+          </w:tcPr>
+          <w:p>
+            <w:r>
+              <w:rPr>
+                <w:rFonts w:ascii="Yu Gothic" w:hAnsi="Yu Gothic" w:eastAsia="Yu Gothic"/>
+                <w:sz w:val="18"/>
+              </w:rPr>
+              <w:t>特機・放送・研究</w:t>
+            </w:r>
+          </w:p>
+        </w:tc>
+      </w:tr>
+      <w:tr>
+        <w:tc>
+          <w:tcPr>
+            <w:tcW w:type="dxa" w:w="1728"/>
+          </w:tcPr>
+          <w:p>
+            <w:r>
+              <w:rPr>
+                <w:rFonts w:ascii="Yu Gothic" w:hAnsi="Yu Gothic" w:eastAsia="Yu Gothic"/>
+                <w:sz w:val="18"/>
+              </w:rPr>
+              <w:t>汎用 DSP / CPU ソフト</w:t>
+            </w:r>
+          </w:p>
+        </w:tc>
+        <w:tc>
+          <w:tcPr>
+            <w:tcW w:type="dxa" w:w="1728"/>
+          </w:tcPr>
+          <w:p>
+            <w:r>
+              <w:rPr>
+                <w:rFonts w:ascii="Yu Gothic" w:hAnsi="Yu Gothic" w:eastAsia="Yu Gothic"/>
+                <w:sz w:val="18"/>
+              </w:rPr>
+              <w:t>狭帯域・低</w:t>
+            </w:r>
+          </w:p>
+        </w:tc>
+        <w:tc>
+          <w:tcPr>
+            <w:tcW w:type="dxa" w:w="1728"/>
+          </w:tcPr>
+          <w:p>
+            <w:r>
+              <w:rPr>
+                <w:rFonts w:ascii="Yu Gothic" w:hAnsi="Yu Gothic" w:eastAsia="Yu Gothic"/>
+                <w:sz w:val="18"/>
+              </w:rPr>
+              <w:t>高</w:t>
+            </w:r>
+          </w:p>
+        </w:tc>
+        <w:tc>
+          <w:tcPr>
+            <w:tcW w:type="dxa" w:w="1728"/>
+          </w:tcPr>
+          <w:p>
+            <w:r>
+              <w:rPr>
+                <w:rFonts w:ascii="Yu Gothic" w:hAnsi="Yu Gothic" w:eastAsia="Yu Gothic"/>
+                <w:sz w:val="18"/>
+              </w:rPr>
+              <w:t>大</w:t>
+            </w:r>
+          </w:p>
+        </w:tc>
+        <w:tc>
+          <w:tcPr>
+            <w:tcW w:type="dxa" w:w="1728"/>
+          </w:tcPr>
+          <w:p>
+            <w:r>
+              <w:rPr>
+                <w:rFonts w:ascii="Yu Gothic" w:hAnsi="Yu Gothic" w:eastAsia="Yu Gothic"/>
+                <w:sz w:val="18"/>
+              </w:rPr>
+              <w:t>狭帯域・低レート（STL）</w:t>
+            </w:r>
+          </w:p>
+        </w:tc>
+      </w:tr>
+    </w:tbl>
+    <w:p>
+      <w:r>
+        <w:rPr>
+          <w:b/>
+          <w:color w:val="0B5B63"/>
+          <w:sz w:val="17"/>
+        </w:rPr>
+        <w:t>第8章 実務への含意</w:t>
+      </w:r>
+    </w:p>
+    <w:p>
+      <w:r>
+        <w:t>「どこで DPD を回すか」は用途で決まる。大量生産・標準波形は</w:t>
+      </w:r>
+      <w:r>
+        <w:rPr>
+          <w:b/>
+        </w:rPr>
+        <w:t>トランシーバ内蔵</w:t>
+      </w:r>
+      <w:r>
+        <w:t>、</w:t>
+        <w:br/>
+        <w:t xml:space="preserve">      特機・放送・研究は</w:t>
+      </w:r>
+      <w:r>
+        <w:rPr>
+          <w:b/>
+        </w:rPr>
+        <w:t>FPGA/RFSoC ＋ 自社アルゴリズム</w:t>
+      </w:r>
+      <w:r>
+        <w:t>、狭帯域低レートは</w:t>
+      </w:r>
+      <w:r>
+        <w:rPr>
+          <w:b/>
+        </w:rPr>
+        <w:t>ソフト DPD</w:t>
+      </w:r>
+      <w:r>
+        <w:t>。</w:t>
+        <w:br/>
+        <w:t xml:space="preserve">      いずれも評価は測定器のマスク測定で完結でき、I/Q が取れなくても設計・検証は進められる。</w:t>
+      </w:r>
+    </w:p>
+    <w:p>
+      <w:r>
+        <w:t>第 9 章</w:t>
+      </w:r>
+    </w:p>
+    <w:p>
+      <w:r>
+        <w:br w:type="page"/>
+      </w:r>
+    </w:p>
+    <w:p>
+      <w:pPr>
+        <w:pStyle w:val="Heading1"/>
+      </w:pPr>
+      <w:r>
+        <w:t>実装の実務</w:t>
+      </w:r>
+    </w:p>
+    <w:p>
+      <w:r>
+        <w:t>理論と製品の知見を、実装に落とすための実務指針をまとめる。</w:t>
+      </w:r>
+    </w:p>
+    <w:p>
+      <w:pPr>
+        <w:pStyle w:val="Heading2"/>
+      </w:pPr>
+      <w:r>
+        <w:t>9.1 モデル次数・メモリー深さの選定</w:t>
+      </w:r>
+    </w:p>
+    <w:p>
+      <w:r>
+        <w:t>次数 K・深さ M は大きいほど表現力が上がるが、係数・演算・過学習・数値条件が悪化する。</w:t>
+        <w:br/>
+        <w:t xml:space="preserve">    実務の手順は、(1) メモリレスから始め、(2) 深さを 1 ずつ増やし NMSE の飽和点を探し、</w:t>
+        <w:br/>
+        <w:t xml:space="preserve">    (3) 次数も同様に増やし、(4) ACLR/マスクを満たす最小の (K,M) を採る。</w:t>
+        <w:br/>
+        <w:t xml:space="preserve">    多くの PA で </w:t>
+      </w:r>
+      <w:r>
+        <w:rPr>
+          <w:b/>
+        </w:rPr>
+        <w:t>K=5〜7、M=3〜5</w:t>
+      </w:r>
+      <w:r>
+        <w:t xml:space="preserve"> が実用的な出発点である。</w:t>
+      </w:r>
+    </w:p>
+    <w:p>
+      <w:pPr>
+        <w:pStyle w:val="Heading2"/>
+      </w:pPr>
+      <w:r>
+        <w:t>9.2 数値条件 ― 正規化と正則化</w:t>
+      </w:r>
+    </w:p>
+    <w:p>
+      <w:r>
+        <w:t>入力の RMS を 1 に正規化し、基底行列の条件数を監視する。条件数が大きい時はリッジ正則化</w:t>
+        <w:br/>
+        <w:t xml:space="preserve">    （λ を ΦᴴΦ のトレースに比例）か直交基底を使う。係数の絶対値が異常に大きい／振動する場合は</w:t>
+        <w:br/>
+        <w:t xml:space="preserve">    過学習・条件数悪化のサインである。</w:t>
+      </w:r>
+    </w:p>
+    <w:p>
+      <w:pPr>
+        <w:pStyle w:val="Heading2"/>
+      </w:pPr>
+      <w:r>
+        <w:t>9.3 量子化と固定小数点</w:t>
+      </w:r>
+    </w:p>
+    <w:p>
+      <w:r>
+        <w:t>FPGA 実装では係数・信号を固定小数点に量子化する。過度な量子化は補正精度を落とす。</w:t>
+        <w:br/>
+        <w:t xml:space="preserve">    係数のダイナミックレンジ、乗算器のビット幅、丸め方式を、目標 ACLR から逆算して決める。</w:t>
+        <w:br/>
+        <w:t xml:space="preserve">    LUT 方式なら分解能と補間、多項式方式なら Horner 展開の語長に注意する。</w:t>
+      </w:r>
+    </w:p>
+    <w:p>
+      <w:pPr>
+        <w:pStyle w:val="Heading2"/>
+      </w:pPr>
+      <w:r>
+        <w:t>9.4 レイテンシと同期</w:t>
+      </w:r>
+    </w:p>
+    <w:p>
+      <w:r>
+        <w:t>DPD は信号経路に遅延を加える。適応ループでは観測との時間整合（分数サンプル）を保つ必要がある。</w:t>
+        <w:br/>
+        <w:t xml:space="preserve">    高速インターフェース（JESD204B 等）では確定的レイテンシの管理が重要になる。</w:t>
+      </w:r>
+    </w:p>
+    <w:p>
+      <w:pPr>
+        <w:pStyle w:val="Heading2"/>
+      </w:pPr>
+      <w:r>
+        <w:t>9.5 検証フロー</w:t>
+      </w:r>
+    </w:p>
+    <w:p>
+      <w:pPr>
+        <w:pStyle w:val="ListNumber"/>
+      </w:pPr>
+      <w:r>
+        <w:rPr>
+          <w:b/>
+        </w:rPr>
+        <w:t>静特性取得</w:t>
+      </w:r>
+      <w:r>
+        <w:t>：実機 PA の AM/AM・AM/PM を測定し、代表モデルを差し替える。</w:t>
+      </w:r>
+    </w:p>
+    <w:p>
+      <w:pPr>
+        <w:pStyle w:val="ListNumber"/>
+      </w:pPr>
+      <w:r>
+        <w:rPr>
+          <w:b/>
+        </w:rPr>
+        <w:t>DPD OFF で基準測定</w:t>
+      </w:r>
+      <w:r>
+        <w:t>：EVM・ACLR・スペクトルマスクの余裕を確認（</w:t>
+      </w:r>
+      <w:r>
+        <w:rPr>
+          <w:b/>
+        </w:rPr>
+        <w:t>I/Q 不要、スペアナで可</w:t>
+      </w:r>
+      <w:r>
+        <w:t>）。</w:t>
+      </w:r>
+    </w:p>
+    <w:p>
+      <w:pPr>
+        <w:pStyle w:val="ListNumber"/>
+      </w:pPr>
+      <w:r>
+        <w:rPr>
+          <w:b/>
+        </w:rPr>
+        <w:t>モデル同定</w:t>
+      </w:r>
+      <w:r>
+        <w:t>：MP（K,M）を ILA＋最小二乗で同定、条件数・係数を点検。</w:t>
+      </w:r>
+    </w:p>
+    <w:p>
+      <w:pPr>
+        <w:pStyle w:val="ListNumber"/>
+      </w:pPr>
+      <w:r>
+        <w:rPr>
+          <w:b/>
+        </w:rPr>
+        <w:t>DPD ON で再測</w:t>
+      </w:r>
+      <w:r>
+        <w:t>：改善量（ACLR/マスク／EVM／NMSE）を定量化。不足なら GMP、さらに NN。</w:t>
+      </w:r>
+    </w:p>
+    <w:p>
+      <w:pPr>
+        <w:pStyle w:val="ListNumber"/>
+      </w:pPr>
+      <w:r>
+        <w:rPr>
+          <w:b/>
+        </w:rPr>
+        <w:t>環境変動での確認</w:t>
+      </w:r>
+      <w:r>
+        <w:t>：温度・出力・周波数を振り、適応の追従を確認。</w:t>
+      </w:r>
+    </w:p>
+    <w:p>
+      <w:pPr>
+        <w:jc w:val="center"/>
+      </w:pPr>
+      <w:r>
+        <w:drawing>
+          <wp:inline xmlns:a="http://schemas.openxmlformats.org/drawingml/2006/main" xmlns:pic="http://schemas.openxmlformats.org/drawingml/2006/picture">
+            <wp:extent cx="5577840" cy="2190871"/>
+            <wp:docPr id="14" name="Picture 14"/>
+            <wp:cNvGraphicFramePr>
+              <a:graphicFrameLocks noChangeAspect="1"/>
+            </wp:cNvGraphicFramePr>
+            <a:graphic>
+              <a:graphicData uri="http://schemas.openxmlformats.org/drawingml/2006/picture">
+                <pic:pic>
+                  <pic:nvPicPr>
+                    <pic:cNvPr id="0" name="fig_14.png"/>
+                    <pic:cNvPicPr/>
+                  </pic:nvPicPr>
+                  <pic:blipFill>
+                    <a:blip r:embed="rId22"/>
+                    <a:stretch>
+                      <a:fillRect/>
+                    </a:stretch>
+                  </pic:blipFill>
+                  <pic:spPr>
+                    <a:xfrm>
+                      <a:off x="0" y="0"/>
                       <a:ext cx="5577840" cy="2190871"/>
                     </a:xfrm>
                     <a:prstGeom prst="rect"/>
@@ -5223,6 +6664,125 @@
           <w:sz w:val="17"/>
         </w:rPr>
         <w:t>。</w:t>
+      </w:r>
+    </w:p>
+    <w:p>
+      <w:pPr>
+        <w:pStyle w:val="Heading2"/>
+      </w:pPr>
+      <w:r>
+        <w:t>9.6 数値例 ― 狭帯域 STL への当てはめ</w:t>
+      </w:r>
+    </w:p>
+    <w:p>
+      <w:r>
+        <w:t>本書の指針を、6.5 GHz M バンド STL（64QAM・α=0.2・R</w:t>
+      </w:r>
+      <w:r>
+        <w:rPr>
+          <w:vertAlign w:val="subscript"/>
+        </w:rPr>
+        <w:t>s</w:t>
+      </w:r>
+      <w:r>
+        <w:t>=374.4 ksps）に当てはめて具体化する。</w:t>
+      </w:r>
+    </w:p>
+    <w:p>
+      <w:pPr>
+        <w:pStyle w:val="Heading3"/>
+      </w:pPr>
+      <w:r>
+        <w:t>係数数の見積り</w:t>
+      </w:r>
+    </w:p>
+    <w:p>
+      <w:r>
+        <w:t xml:space="preserve">MP を 7 次・メモリー深さ 5 とすると、係数数は ⌈7/2⌉×(5+1) = 4×6 = </w:t>
+      </w:r>
+      <w:r>
+        <w:rPr>
+          <w:b/>
+        </w:rPr>
+        <w:t>24 係数</w:t>
+      </w:r>
+      <w:r>
+        <w:t>。</w:t>
+        <w:br/>
+        <w:t xml:space="preserve">    複素係数なので実装上は実部・虚部で 48 実数。狭帯域ゆえ更新レートも低く、ソフト DPD でも十分回せる規模である。</w:t>
+      </w:r>
+    </w:p>
+    <w:p>
+      <w:pPr>
+        <w:shd w:val="clear" w:fill="EEF2F2"/>
+      </w:pPr>
+      <w:r>
+        <w:rPr>
+          <w:rFonts w:ascii="Consolas" w:hAnsi="Consolas" w:eastAsia="Consolas"/>
+          <w:sz w:val="19"/>
+        </w:rPr>
+        <w:t>係数数 = ⌈K/2⌉ × (M+1) = ⌈7/2⌉ × (5+1) = 4 × 6 = 24</w:t>
+      </w:r>
+    </w:p>
+    <w:p>
+      <w:pPr>
+        <w:pStyle w:val="Heading3"/>
+      </w:pPr>
+      <w:r>
+        <w:t>観測帯域の見積り</w:t>
+      </w:r>
+    </w:p>
+    <w:p>
+      <w:r>
+        <w:t>占有帯域は約 405 kHz。3〜5 次の再成長を捉えるには信号帯域の 3〜5 倍が目安なので、</w:t>
+        <w:br/>
+        <w:t xml:space="preserve">    </w:t>
+      </w:r>
+      <w:r>
+        <w:rPr>
+          <w:b/>
+        </w:rPr>
+        <w:t>観測帯域 ≈ 1.2〜2 MHz</w:t>
+      </w:r>
+      <w:r>
+        <w:t>で足りる。高速 ADC は不要で、フィードバック受信機は簡素にできる。</w:t>
+      </w:r>
+    </w:p>
+    <w:p>
+      <w:pPr>
+        <w:shd w:val="clear" w:fill="EEF2F2"/>
+      </w:pPr>
+      <w:r>
+        <w:rPr>
+          <w:rFonts w:ascii="Consolas" w:hAnsi="Consolas" w:eastAsia="Consolas"/>
+          <w:sz w:val="19"/>
+        </w:rPr>
+        <w:t>観測帯域 ≈ (3〜5) × 405 kHz ≈ 1.2 〜 2.0 MHz</w:t>
+      </w:r>
+    </w:p>
+    <w:p>
+      <w:pPr>
+        <w:pStyle w:val="Heading3"/>
+      </w:pPr>
+      <w:r>
+        <w:t>期待される効果</w:t>
+      </w:r>
+    </w:p>
+    <w:p>
+      <w:r>
+        <w:t>第10章のシミュレーションでは、この設定の MP-DPD で ±250 kHz の肩を約 7.6 dB 改善し、</w:t>
+        <w:br/>
+        <w:t xml:space="preserve">    10 W 級デバイスでも 2 W でマスク合格圏に入った。</w:t>
+      </w:r>
+      <w:r>
+        <w:rPr>
+          <w:b/>
+        </w:rPr>
+        <w:t>狭帯域・中庸な非線形では、24 係数程度の MP で実務要件を満たせる</w:t>
+      </w:r>
+      <w:r>
+        <w:br/>
+        <w:t xml:space="preserve">    ことを示す好例である。</w:t>
       </w:r>
     </w:p>
     <w:p>
@@ -5610,7 +7170,7 @@
         <w:drawing>
           <wp:inline xmlns:a="http://schemas.openxmlformats.org/drawingml/2006/main" xmlns:pic="http://schemas.openxmlformats.org/drawingml/2006/picture">
             <wp:extent cx="5577840" cy="2045208"/>
-            <wp:docPr id="13" name="Picture 13"/>
+            <wp:docPr id="15" name="Picture 15"/>
             <wp:cNvGraphicFramePr>
               <a:graphicFrameLocks noChangeAspect="1"/>
             </wp:cNvGraphicFramePr>
@@ -5622,7 +7182,7 @@
                     <pic:cNvPicPr/>
                   </pic:nvPicPr>
                   <pic:blipFill>
-                    <a:blip r:embed="rId21"/>
+                    <a:blip r:embed="rId23"/>
                     <a:stretch>
                       <a:fillRect/>
                     </a:stretch>
@@ -6792,6 +8352,396 @@
         <w:t xml:space="preserve">      モデルを複雑化する前に、この順で潰すこと。</w:t>
       </w:r>
     </w:p>
+    <w:p>
+      <w:pPr>
+        <w:pStyle w:val="Heading2"/>
+      </w:pPr>
+      <w:r>
+        <w:t>付録 D ― トラブルシューティング</w:t>
+      </w:r>
+    </w:p>
+    <w:p>
+      <w:r>
+        <w:t>DPD 立ち上げで頻出する症状と、疑う順・対処をまとめる。</w:t>
+      </w:r>
+    </w:p>
+    <w:tbl>
+      <w:tblPr>
+        <w:tblStyle w:val="TableGrid"/>
+        <w:tblW w:type="auto" w:w="0"/>
+        <w:jc w:val="center"/>
+        <w:tblLook w:firstColumn="1" w:firstRow="1" w:lastColumn="0" w:lastRow="0" w:noHBand="0" w:noVBand="1" w:val="04A0"/>
+      </w:tblPr>
+      <w:tblGrid>
+        <w:gridCol w:w="2880"/>
+        <w:gridCol w:w="2880"/>
+        <w:gridCol w:w="2880"/>
+      </w:tblGrid>
+      <w:tr>
+        <w:tc>
+          <w:tcPr>
+            <w:tcW w:type="dxa" w:w="2880"/>
+          </w:tcPr>
+          <w:p>
+            <w:pPr>
+              <w:shd w:val="clear" w:fill="EEF2F2"/>
+            </w:pPr>
+            <w:r>
+              <w:rPr>
+                <w:rFonts w:ascii="Yu Gothic" w:hAnsi="Yu Gothic" w:eastAsia="Yu Gothic"/>
+                <w:b/>
+                <w:sz w:val="18"/>
+              </w:rPr>
+              <w:t>症状</w:t>
+            </w:r>
+          </w:p>
+        </w:tc>
+        <w:tc>
+          <w:tcPr>
+            <w:tcW w:type="dxa" w:w="2880"/>
+          </w:tcPr>
+          <w:p>
+            <w:pPr>
+              <w:shd w:val="clear" w:fill="EEF2F2"/>
+            </w:pPr>
+            <w:r>
+              <w:rPr>
+                <w:rFonts w:ascii="Yu Gothic" w:hAnsi="Yu Gothic" w:eastAsia="Yu Gothic"/>
+                <w:b/>
+                <w:sz w:val="18"/>
+              </w:rPr>
+              <w:t>まず疑う原因</w:t>
+            </w:r>
+          </w:p>
+        </w:tc>
+        <w:tc>
+          <w:tcPr>
+            <w:tcW w:type="dxa" w:w="2880"/>
+          </w:tcPr>
+          <w:p>
+            <w:pPr>
+              <w:shd w:val="clear" w:fill="EEF2F2"/>
+            </w:pPr>
+            <w:r>
+              <w:rPr>
+                <w:rFonts w:ascii="Yu Gothic" w:hAnsi="Yu Gothic" w:eastAsia="Yu Gothic"/>
+                <w:b/>
+                <w:sz w:val="18"/>
+              </w:rPr>
+              <w:t>対処</w:t>
+            </w:r>
+          </w:p>
+        </w:tc>
+      </w:tr>
+      <w:tr>
+        <w:tc>
+          <w:tcPr>
+            <w:tcW w:type="dxa" w:w="2880"/>
+          </w:tcPr>
+          <w:p>
+            <w:r>
+              <w:rPr>
+                <w:rFonts w:ascii="Yu Gothic" w:hAnsi="Yu Gothic" w:eastAsia="Yu Gothic"/>
+                <w:sz w:val="18"/>
+              </w:rPr>
+              <w:t>DPD ON で ACLR がほとんど改善しない</w:t>
+            </w:r>
+          </w:p>
+        </w:tc>
+        <w:tc>
+          <w:tcPr>
+            <w:tcW w:type="dxa" w:w="2880"/>
+          </w:tcPr>
+          <w:p>
+            <w:r>
+              <w:rPr>
+                <w:rFonts w:ascii="Yu Gothic" w:hAnsi="Yu Gothic" w:eastAsia="Yu Gothic"/>
+                <w:sz w:val="18"/>
+              </w:rPr>
+              <w:t>観測帯域不足／時間整合ずれ</w:t>
+            </w:r>
+          </w:p>
+        </w:tc>
+        <w:tc>
+          <w:tcPr>
+            <w:tcW w:type="dxa" w:w="2880"/>
+          </w:tcPr>
+          <w:p>
+            <w:r>
+              <w:rPr>
+                <w:rFonts w:ascii="Yu Gothic" w:hAnsi="Yu Gothic" w:eastAsia="Yu Gothic"/>
+                <w:sz w:val="18"/>
+              </w:rPr>
+              <w:t>観測帯域を信号の 3〜5 倍に、分数サンプルでアライメント再調整</w:t>
+            </w:r>
+          </w:p>
+        </w:tc>
+      </w:tr>
+      <w:tr>
+        <w:tc>
+          <w:tcPr>
+            <w:tcW w:type="dxa" w:w="2880"/>
+          </w:tcPr>
+          <w:p>
+            <w:r>
+              <w:rPr>
+                <w:rFonts w:ascii="Yu Gothic" w:hAnsi="Yu Gothic" w:eastAsia="Yu Gothic"/>
+                <w:sz w:val="18"/>
+              </w:rPr>
+              <w:t>DPD ON でかえって悪化・発散</w:t>
+            </w:r>
+          </w:p>
+        </w:tc>
+        <w:tc>
+          <w:tcPr>
+            <w:tcW w:type="dxa" w:w="2880"/>
+          </w:tcPr>
+          <w:p>
+            <w:r>
+              <w:rPr>
+                <w:rFonts w:ascii="Yu Gothic" w:hAnsi="Yu Gothic" w:eastAsia="Yu Gothic"/>
+                <w:sz w:val="18"/>
+              </w:rPr>
+              <w:t>係数の暴れ（条件数悪化）／観測飽和</w:t>
+            </w:r>
+          </w:p>
+        </w:tc>
+        <w:tc>
+          <w:tcPr>
+            <w:tcW w:type="dxa" w:w="2880"/>
+          </w:tcPr>
+          <w:p>
+            <w:r>
+              <w:rPr>
+                <w:rFonts w:ascii="Yu Gothic" w:hAnsi="Yu Gothic" w:eastAsia="Yu Gothic"/>
+                <w:sz w:val="18"/>
+              </w:rPr>
+              <w:t>正規化(RMS=1)＋リッジ正則化、観測レベルを下げ飽和回避</w:t>
+            </w:r>
+          </w:p>
+        </w:tc>
+      </w:tr>
+      <w:tr>
+        <w:tc>
+          <w:tcPr>
+            <w:tcW w:type="dxa" w:w="2880"/>
+          </w:tcPr>
+          <w:p>
+            <w:r>
+              <w:rPr>
+                <w:rFonts w:ascii="Yu Gothic" w:hAnsi="Yu Gothic" w:eastAsia="Yu Gothic"/>
+                <w:sz w:val="18"/>
+              </w:rPr>
+              <w:t>EVM は良いが近接肩が残る</w:t>
+            </w:r>
+          </w:p>
+        </w:tc>
+        <w:tc>
+          <w:tcPr>
+            <w:tcW w:type="dxa" w:w="2880"/>
+          </w:tcPr>
+          <w:p>
+            <w:r>
+              <w:rPr>
+                <w:rFonts w:ascii="Yu Gothic" w:hAnsi="Yu Gothic" w:eastAsia="Yu Gothic"/>
+                <w:sz w:val="18"/>
+              </w:rPr>
+              <w:t>メモリー項不足</w:t>
+            </w:r>
+          </w:p>
+        </w:tc>
+        <w:tc>
+          <w:tcPr>
+            <w:tcW w:type="dxa" w:w="2880"/>
+          </w:tcPr>
+          <w:p>
+            <w:r>
+              <w:rPr>
+                <w:rFonts w:ascii="Yu Gothic" w:hAnsi="Yu Gothic" w:eastAsia="Yu Gothic"/>
+                <w:sz w:val="18"/>
+              </w:rPr>
+              <w:t>メモリー深さ↑、または GMP 交差項を追加</w:t>
+            </w:r>
+          </w:p>
+        </w:tc>
+      </w:tr>
+      <w:tr>
+        <w:tc>
+          <w:tcPr>
+            <w:tcW w:type="dxa" w:w="2880"/>
+          </w:tcPr>
+          <w:p>
+            <w:r>
+              <w:rPr>
+                <w:rFonts w:ascii="Yu Gothic" w:hAnsi="Yu Gothic" w:eastAsia="Yu Gothic"/>
+                <w:sz w:val="18"/>
+              </w:rPr>
+              <w:t>上下 IM3 が非対称のまま</w:t>
+            </w:r>
+          </w:p>
+        </w:tc>
+        <w:tc>
+          <w:tcPr>
+            <w:tcW w:type="dxa" w:w="2880"/>
+          </w:tcPr>
+          <w:p>
+            <w:r>
+              <w:rPr>
+                <w:rFonts w:ascii="Yu Gothic" w:hAnsi="Yu Gothic" w:eastAsia="Yu Gothic"/>
+                <w:sz w:val="18"/>
+              </w:rPr>
+              <w:t>電気的メモリー（バイアス）</w:t>
+            </w:r>
+          </w:p>
+        </w:tc>
+        <w:tc>
+          <w:tcPr>
+            <w:tcW w:type="dxa" w:w="2880"/>
+          </w:tcPr>
+          <w:p>
+            <w:r>
+              <w:rPr>
+                <w:rFonts w:ascii="Yu Gothic" w:hAnsi="Yu Gothic" w:eastAsia="Yu Gothic"/>
+                <w:sz w:val="18"/>
+              </w:rPr>
+              <w:t>ビデオ帯域インピーダンス低減、バイアス回路見直し</w:t>
+            </w:r>
+          </w:p>
+        </w:tc>
+      </w:tr>
+      <w:tr>
+        <w:tc>
+          <w:tcPr>
+            <w:tcW w:type="dxa" w:w="2880"/>
+          </w:tcPr>
+          <w:p>
+            <w:r>
+              <w:rPr>
+                <w:rFonts w:ascii="Yu Gothic" w:hAnsi="Yu Gothic" w:eastAsia="Yu Gothic"/>
+                <w:sz w:val="18"/>
+              </w:rPr>
+              <w:t>時間が経つと劣化する</w:t>
+            </w:r>
+          </w:p>
+        </w:tc>
+        <w:tc>
+          <w:tcPr>
+            <w:tcW w:type="dxa" w:w="2880"/>
+          </w:tcPr>
+          <w:p>
+            <w:r>
+              <w:rPr>
+                <w:rFonts w:ascii="Yu Gothic" w:hAnsi="Yu Gothic" w:eastAsia="Yu Gothic"/>
+                <w:sz w:val="18"/>
+              </w:rPr>
+              <w:t>熱ドリフト</w:t>
+            </w:r>
+          </w:p>
+        </w:tc>
+        <w:tc>
+          <w:tcPr>
+            <w:tcW w:type="dxa" w:w="2880"/>
+          </w:tcPr>
+          <w:p>
+            <w:r>
+              <w:rPr>
+                <w:rFonts w:ascii="Yu Gothic" w:hAnsi="Yu Gothic" w:eastAsia="Yu Gothic"/>
+                <w:sz w:val="18"/>
+              </w:rPr>
+              <w:t>背景適応(LMS/RLS)を有効化、放熱強化</w:t>
+            </w:r>
+          </w:p>
+        </w:tc>
+      </w:tr>
+      <w:tr>
+        <w:tc>
+          <w:tcPr>
+            <w:tcW w:type="dxa" w:w="2880"/>
+          </w:tcPr>
+          <w:p>
+            <w:r>
+              <w:rPr>
+                <w:rFonts w:ascii="Yu Gothic" w:hAnsi="Yu Gothic" w:eastAsia="Yu Gothic"/>
+                <w:sz w:val="18"/>
+              </w:rPr>
+              <w:t>周波数を変えると効かない</w:t>
+            </w:r>
+          </w:p>
+        </w:tc>
+        <w:tc>
+          <w:tcPr>
+            <w:tcW w:type="dxa" w:w="2880"/>
+          </w:tcPr>
+          <w:p>
+            <w:r>
+              <w:rPr>
+                <w:rFonts w:ascii="Yu Gothic" w:hAnsi="Yu Gothic" w:eastAsia="Yu Gothic"/>
+                <w:sz w:val="18"/>
+              </w:rPr>
+              <w:t>周波数依存特性</w:t>
+            </w:r>
+          </w:p>
+        </w:tc>
+        <w:tc>
+          <w:tcPr>
+            <w:tcW w:type="dxa" w:w="2880"/>
+          </w:tcPr>
+          <w:p>
+            <w:r>
+              <w:rPr>
+                <w:rFonts w:ascii="Yu Gothic" w:hAnsi="Yu Gothic" w:eastAsia="Yu Gothic"/>
+                <w:sz w:val="18"/>
+              </w:rPr>
+              <w:t>周波数別係数、または都度再適応</w:t>
+            </w:r>
+          </w:p>
+        </w:tc>
+      </w:tr>
+      <w:tr>
+        <w:tc>
+          <w:tcPr>
+            <w:tcW w:type="dxa" w:w="2880"/>
+          </w:tcPr>
+          <w:p>
+            <w:r>
+              <w:rPr>
+                <w:rFonts w:ascii="Yu Gothic" w:hAnsi="Yu Gothic" w:eastAsia="Yu Gothic"/>
+                <w:sz w:val="18"/>
+              </w:rPr>
+              <w:t>係数が毎回大きく変わる</w:t>
+            </w:r>
+          </w:p>
+        </w:tc>
+        <w:tc>
+          <w:tcPr>
+            <w:tcW w:type="dxa" w:w="2880"/>
+          </w:tcPr>
+          <w:p>
+            <w:r>
+              <w:rPr>
+                <w:rFonts w:ascii="Yu Gothic" w:hAnsi="Yu Gothic" w:eastAsia="Yu Gothic"/>
+                <w:sz w:val="18"/>
+              </w:rPr>
+              <w:t>過学習／基底相関</w:t>
+            </w:r>
+          </w:p>
+        </w:tc>
+        <w:tc>
+          <w:tcPr>
+            <w:tcW w:type="dxa" w:w="2880"/>
+          </w:tcPr>
+          <w:p>
+            <w:r>
+              <w:rPr>
+                <w:rFonts w:ascii="Yu Gothic" w:hAnsi="Yu Gothic" w:eastAsia="Yu Gothic"/>
+                <w:sz w:val="18"/>
+              </w:rPr>
+              <w:t>次数・深さを下げる、直交基底、学習データ増</w:t>
+            </w:r>
+          </w:p>
+        </w:tc>
+      </w:tr>
+    </w:tbl>
     <w:p>
       <w:pPr>
         <w:pStyle w:val="Heading2"/>
